--- a/docs/tables/auc3/sec7_aki.docx
+++ b/docs/tables/auc3/sec7_aki.docx
@@ -24,7 +24,7 @@
         <w:gridCol w:w="1181"/>
         <w:gridCol w:w="778"/>
         <w:gridCol w:w="1206"/>
-        <w:gridCol w:w="2307"/>
+        <w:gridCol w:w="2185"/>
         <w:gridCol w:w="1181"/>
       </w:tblGrid>
       <w:tr>
@@ -1103,7 +1103,7 @@
                 <w:szCs w:val="22"/>
                 <w:color w:val="000000"/>
               </w:rPr>
-              <w:t xml:space="preserve">1.73</w:t>
+              <w:t xml:space="preserve">1.10</w:t>
             </w:r>
           </w:p>
         </w:tc>
@@ -1156,7 +1156,7 @@
                 <w:szCs w:val="22"/>
                 <w:color w:val="000000"/>
               </w:rPr>
-              <w:t xml:space="preserve">1.05, 2.84</w:t>
+              <w:t xml:space="preserve">0.63, 1.93</w:t>
             </w:r>
           </w:p>
         </w:tc>
@@ -1209,14 +1209,14 @@
                 <w:szCs w:val="22"/>
                 <w:color w:val="000000"/>
               </w:rPr>
-              <w:t xml:space="preserve">0.031</w:t>
+              <w:t xml:space="preserve">0.740</w:t>
             </w:r>
           </w:p>
         </w:tc>
       </w:tr>
       <w:tr>
         <w:trPr>
-          <w:trHeight w:val="598" w:hRule="auto"/>
+          <w:trHeight w:val="597" w:hRule="auto"/>
         </w:trPr>
         body 2
         <w:tc>
@@ -1639,60 +1639,60 @@
                 <w:szCs w:val="22"/>
                 <w:color w:val="000000"/>
               </w:rPr>
-              <w:t xml:space="preserve">0.96, 1.15</w:t>
-            </w:r>
-          </w:p>
-        </w:tc>
-        <w:tc>
-          <w:tcPr>
-            <w:tcBorders>
-              <w:bottom w:val="none" w:sz="0" w:space="0" w:color="000000"/>
-              <w:top w:val="none" w:sz="0" w:space="0" w:color="000000"/>
-              <w:left w:val="none" w:sz="0" w:space="0" w:color="000000"/>
-              <w:right w:val="none" w:sz="0" w:space="0" w:color="000000"/>
-            </w:tcBorders>
-            <w:shd w:val="clear" w:color="auto" w:fill="FFFFFF"/>
-            <w:tcMar>
-              <w:top w:w="0" w:type="dxa"/>
-              <w:bottom w:w="0" w:type="dxa"/>
-              <w:left w:w="0" w:type="dxa"/>
-              <w:right w:w="0" w:type="dxa"/>
-            </w:tcMar>
-            <w:vAlign w:val="top"/>
-          </w:tcPr>
-          <w:p>
-            <w:pPr>
-              <w:pStyle w:val="Normal"/>
-              <w:jc w:val="center"/>
-              <w:pBdr>
-                <w:bottom w:val="none" w:sz="0" w:space="0" w:color="000000"/>
-                <w:top w:val="none" w:sz="0" w:space="0" w:color="000000"/>
-                <w:left w:val="none" w:sz="0" w:space="0" w:color="000000"/>
-                <w:right w:val="none" w:sz="0" w:space="0" w:color="000000"/>
-              </w:pBdr>
-              <w:spacing w:after="100" w:before="100" w:line="240"/>
-              <w:ind w:left="100" w:right="100" w:firstLine="0" w:firstLineChars="0"/>
-              <w:rPr>
-                <w:rFonts w:ascii="Helvetica" w:hAnsi="Helvetica" w:eastAsia="Helvetica" w:cs="Helvetica"/>
-                <w:i w:val="false"/>
-                <w:b w:val="false"/>
-                <w:u w:val="none"/>
-                <w:sz w:val="22"/>
-                <w:szCs w:val="22"/>
-                <w:color w:val="000000"/>
-              </w:rPr>
-            </w:pPr>
-            <w:r>
-              <w:rPr>
-                <w:rFonts w:ascii="Helvetica" w:hAnsi="Helvetica" w:eastAsia="Helvetica" w:cs="Helvetica"/>
-                <w:i w:val="false"/>
-                <w:b w:val="false"/>
-                <w:u w:val="none"/>
-                <w:sz w:val="22"/>
-                <w:szCs w:val="22"/>
-                <w:color w:val="000000"/>
-              </w:rPr>
-              <w:t xml:space="preserve">0.260</w:t>
+              <w:t xml:space="preserve">0.95, 1.15</w:t>
+            </w:r>
+          </w:p>
+        </w:tc>
+        <w:tc>
+          <w:tcPr>
+            <w:tcBorders>
+              <w:bottom w:val="none" w:sz="0" w:space="0" w:color="000000"/>
+              <w:top w:val="none" w:sz="0" w:space="0" w:color="000000"/>
+              <w:left w:val="none" w:sz="0" w:space="0" w:color="000000"/>
+              <w:right w:val="none" w:sz="0" w:space="0" w:color="000000"/>
+            </w:tcBorders>
+            <w:shd w:val="clear" w:color="auto" w:fill="FFFFFF"/>
+            <w:tcMar>
+              <w:top w:w="0" w:type="dxa"/>
+              <w:bottom w:w="0" w:type="dxa"/>
+              <w:left w:w="0" w:type="dxa"/>
+              <w:right w:w="0" w:type="dxa"/>
+            </w:tcMar>
+            <w:vAlign w:val="top"/>
+          </w:tcPr>
+          <w:p>
+            <w:pPr>
+              <w:pStyle w:val="Normal"/>
+              <w:jc w:val="center"/>
+              <w:pBdr>
+                <w:bottom w:val="none" w:sz="0" w:space="0" w:color="000000"/>
+                <w:top w:val="none" w:sz="0" w:space="0" w:color="000000"/>
+                <w:left w:val="none" w:sz="0" w:space="0" w:color="000000"/>
+                <w:right w:val="none" w:sz="0" w:space="0" w:color="000000"/>
+              </w:pBdr>
+              <w:spacing w:after="100" w:before="100" w:line="240"/>
+              <w:ind w:left="100" w:right="100" w:firstLine="0" w:firstLineChars="0"/>
+              <w:rPr>
+                <w:rFonts w:ascii="Helvetica" w:hAnsi="Helvetica" w:eastAsia="Helvetica" w:cs="Helvetica"/>
+                <w:i w:val="false"/>
+                <w:b w:val="false"/>
+                <w:u w:val="none"/>
+                <w:sz w:val="22"/>
+                <w:szCs w:val="22"/>
+                <w:color w:val="000000"/>
+              </w:rPr>
+            </w:pPr>
+            <w:r>
+              <w:rPr>
+                <w:rFonts w:ascii="Helvetica" w:hAnsi="Helvetica" w:eastAsia="Helvetica" w:cs="Helvetica"/>
+                <w:i w:val="false"/>
+                <w:b w:val="false"/>
+                <w:u w:val="none"/>
+                <w:sz w:val="22"/>
+                <w:szCs w:val="22"/>
+                <w:color w:val="000000"/>
+              </w:rPr>
+              <w:t xml:space="preserve">0.320</w:t>
             </w:r>
           </w:p>
         </w:tc>
@@ -3035,113 +3035,113 @@
                 <w:szCs w:val="22"/>
                 <w:color w:val="000000"/>
               </w:rPr>
-              <w:t xml:space="preserve">11.5</w:t>
-            </w:r>
-          </w:p>
-        </w:tc>
-        <w:tc>
-          <w:tcPr>
-            <w:tcBorders>
-              <w:bottom w:val="none" w:sz="0" w:space="0" w:color="000000"/>
-              <w:top w:val="none" w:sz="0" w:space="0" w:color="000000"/>
-              <w:left w:val="none" w:sz="0" w:space="0" w:color="000000"/>
-              <w:right w:val="none" w:sz="0" w:space="0" w:color="000000"/>
-            </w:tcBorders>
-            <w:shd w:val="clear" w:color="auto" w:fill="FFFFFF"/>
-            <w:tcMar>
-              <w:top w:w="0" w:type="dxa"/>
-              <w:bottom w:w="0" w:type="dxa"/>
-              <w:left w:w="0" w:type="dxa"/>
-              <w:right w:w="0" w:type="dxa"/>
-            </w:tcMar>
-            <w:vAlign w:val="top"/>
-          </w:tcPr>
-          <w:p>
-            <w:pPr>
-              <w:pStyle w:val="Normal"/>
-              <w:jc w:val="center"/>
-              <w:pBdr>
-                <w:bottom w:val="none" w:sz="0" w:space="0" w:color="000000"/>
-                <w:top w:val="none" w:sz="0" w:space="0" w:color="000000"/>
-                <w:left w:val="none" w:sz="0" w:space="0" w:color="000000"/>
-                <w:right w:val="none" w:sz="0" w:space="0" w:color="000000"/>
-              </w:pBdr>
-              <w:spacing w:after="100" w:before="100" w:line="240"/>
-              <w:ind w:left="100" w:right="100" w:firstLine="0" w:firstLineChars="0"/>
-              <w:rPr>
-                <w:rFonts w:ascii="Helvetica" w:hAnsi="Helvetica" w:eastAsia="Helvetica" w:cs="Helvetica"/>
-                <w:i w:val="false"/>
-                <w:b w:val="false"/>
-                <w:u w:val="none"/>
-                <w:sz w:val="22"/>
-                <w:szCs w:val="22"/>
-                <w:color w:val="000000"/>
-              </w:rPr>
-            </w:pPr>
-            <w:r>
-              <w:rPr>
-                <w:rFonts w:ascii="Helvetica" w:hAnsi="Helvetica" w:eastAsia="Helvetica" w:cs="Helvetica"/>
-                <w:i w:val="false"/>
-                <w:b w:val="false"/>
-                <w:u w:val="none"/>
-                <w:sz w:val="22"/>
-                <w:szCs w:val="22"/>
-                <w:color w:val="000000"/>
-              </w:rPr>
-              <w:t xml:space="preserve">0.85, 156</w:t>
-            </w:r>
-          </w:p>
-        </w:tc>
-        <w:tc>
-          <w:tcPr>
-            <w:tcBorders>
-              <w:bottom w:val="none" w:sz="0" w:space="0" w:color="000000"/>
-              <w:top w:val="none" w:sz="0" w:space="0" w:color="000000"/>
-              <w:left w:val="none" w:sz="0" w:space="0" w:color="000000"/>
-              <w:right w:val="none" w:sz="0" w:space="0" w:color="000000"/>
-            </w:tcBorders>
-            <w:shd w:val="clear" w:color="auto" w:fill="FFFFFF"/>
-            <w:tcMar>
-              <w:top w:w="0" w:type="dxa"/>
-              <w:bottom w:w="0" w:type="dxa"/>
-              <w:left w:w="0" w:type="dxa"/>
-              <w:right w:w="0" w:type="dxa"/>
-            </w:tcMar>
-            <w:vAlign w:val="top"/>
-          </w:tcPr>
-          <w:p>
-            <w:pPr>
-              <w:pStyle w:val="Normal"/>
-              <w:jc w:val="center"/>
-              <w:pBdr>
-                <w:bottom w:val="none" w:sz="0" w:space="0" w:color="000000"/>
-                <w:top w:val="none" w:sz="0" w:space="0" w:color="000000"/>
-                <w:left w:val="none" w:sz="0" w:space="0" w:color="000000"/>
-                <w:right w:val="none" w:sz="0" w:space="0" w:color="000000"/>
-              </w:pBdr>
-              <w:spacing w:after="100" w:before="100" w:line="240"/>
-              <w:ind w:left="100" w:right="100" w:firstLine="0" w:firstLineChars="0"/>
-              <w:rPr>
-                <w:rFonts w:ascii="Helvetica" w:hAnsi="Helvetica" w:eastAsia="Helvetica" w:cs="Helvetica"/>
-                <w:i w:val="false"/>
-                <w:b w:val="false"/>
-                <w:u w:val="none"/>
-                <w:sz w:val="22"/>
-                <w:szCs w:val="22"/>
-                <w:color w:val="000000"/>
-              </w:rPr>
-            </w:pPr>
-            <w:r>
-              <w:rPr>
-                <w:rFonts w:ascii="Helvetica" w:hAnsi="Helvetica" w:eastAsia="Helvetica" w:cs="Helvetica"/>
-                <w:i w:val="false"/>
-                <w:b w:val="false"/>
-                <w:u w:val="none"/>
-                <w:sz w:val="22"/>
-                <w:szCs w:val="22"/>
-                <w:color w:val="000000"/>
-              </w:rPr>
-              <w:t xml:space="preserve">0.066</w:t>
+              <w:t xml:space="preserve">6.95</w:t>
+            </w:r>
+          </w:p>
+        </w:tc>
+        <w:tc>
+          <w:tcPr>
+            <w:tcBorders>
+              <w:bottom w:val="none" w:sz="0" w:space="0" w:color="000000"/>
+              <w:top w:val="none" w:sz="0" w:space="0" w:color="000000"/>
+              <w:left w:val="none" w:sz="0" w:space="0" w:color="000000"/>
+              <w:right w:val="none" w:sz="0" w:space="0" w:color="000000"/>
+            </w:tcBorders>
+            <w:shd w:val="clear" w:color="auto" w:fill="FFFFFF"/>
+            <w:tcMar>
+              <w:top w:w="0" w:type="dxa"/>
+              <w:bottom w:w="0" w:type="dxa"/>
+              <w:left w:w="0" w:type="dxa"/>
+              <w:right w:w="0" w:type="dxa"/>
+            </w:tcMar>
+            <w:vAlign w:val="top"/>
+          </w:tcPr>
+          <w:p>
+            <w:pPr>
+              <w:pStyle w:val="Normal"/>
+              <w:jc w:val="center"/>
+              <w:pBdr>
+                <w:bottom w:val="none" w:sz="0" w:space="0" w:color="000000"/>
+                <w:top w:val="none" w:sz="0" w:space="0" w:color="000000"/>
+                <w:left w:val="none" w:sz="0" w:space="0" w:color="000000"/>
+                <w:right w:val="none" w:sz="0" w:space="0" w:color="000000"/>
+              </w:pBdr>
+              <w:spacing w:after="100" w:before="100" w:line="240"/>
+              <w:ind w:left="100" w:right="100" w:firstLine="0" w:firstLineChars="0"/>
+              <w:rPr>
+                <w:rFonts w:ascii="Helvetica" w:hAnsi="Helvetica" w:eastAsia="Helvetica" w:cs="Helvetica"/>
+                <w:i w:val="false"/>
+                <w:b w:val="false"/>
+                <w:u w:val="none"/>
+                <w:sz w:val="22"/>
+                <w:szCs w:val="22"/>
+                <w:color w:val="000000"/>
+              </w:rPr>
+            </w:pPr>
+            <w:r>
+              <w:rPr>
+                <w:rFonts w:ascii="Helvetica" w:hAnsi="Helvetica" w:eastAsia="Helvetica" w:cs="Helvetica"/>
+                <w:i w:val="false"/>
+                <w:b w:val="false"/>
+                <w:u w:val="none"/>
+                <w:sz w:val="22"/>
+                <w:szCs w:val="22"/>
+                <w:color w:val="000000"/>
+              </w:rPr>
+              <w:t xml:space="preserve">0.89, 54.5</w:t>
+            </w:r>
+          </w:p>
+        </w:tc>
+        <w:tc>
+          <w:tcPr>
+            <w:tcBorders>
+              <w:bottom w:val="none" w:sz="0" w:space="0" w:color="000000"/>
+              <w:top w:val="none" w:sz="0" w:space="0" w:color="000000"/>
+              <w:left w:val="none" w:sz="0" w:space="0" w:color="000000"/>
+              <w:right w:val="none" w:sz="0" w:space="0" w:color="000000"/>
+            </w:tcBorders>
+            <w:shd w:val="clear" w:color="auto" w:fill="FFFFFF"/>
+            <w:tcMar>
+              <w:top w:w="0" w:type="dxa"/>
+              <w:bottom w:w="0" w:type="dxa"/>
+              <w:left w:w="0" w:type="dxa"/>
+              <w:right w:w="0" w:type="dxa"/>
+            </w:tcMar>
+            <w:vAlign w:val="top"/>
+          </w:tcPr>
+          <w:p>
+            <w:pPr>
+              <w:pStyle w:val="Normal"/>
+              <w:jc w:val="center"/>
+              <w:pBdr>
+                <w:bottom w:val="none" w:sz="0" w:space="0" w:color="000000"/>
+                <w:top w:val="none" w:sz="0" w:space="0" w:color="000000"/>
+                <w:left w:val="none" w:sz="0" w:space="0" w:color="000000"/>
+                <w:right w:val="none" w:sz="0" w:space="0" w:color="000000"/>
+              </w:pBdr>
+              <w:spacing w:after="100" w:before="100" w:line="240"/>
+              <w:ind w:left="100" w:right="100" w:firstLine="0" w:firstLineChars="0"/>
+              <w:rPr>
+                <w:rFonts w:ascii="Helvetica" w:hAnsi="Helvetica" w:eastAsia="Helvetica" w:cs="Helvetica"/>
+                <w:i w:val="false"/>
+                <w:b w:val="false"/>
+                <w:u w:val="none"/>
+                <w:sz w:val="22"/>
+                <w:szCs w:val="22"/>
+                <w:color w:val="000000"/>
+              </w:rPr>
+            </w:pPr>
+            <w:r>
+              <w:rPr>
+                <w:rFonts w:ascii="Helvetica" w:hAnsi="Helvetica" w:eastAsia="Helvetica" w:cs="Helvetica"/>
+                <w:i w:val="false"/>
+                <w:b w:val="false"/>
+                <w:u w:val="none"/>
+                <w:sz w:val="22"/>
+                <w:szCs w:val="22"/>
+                <w:color w:val="000000"/>
+              </w:rPr>
+              <w:t xml:space="preserve">0.065</w:t>
             </w:r>
           </w:p>
         </w:tc>
@@ -3518,113 +3518,113 @@
                 <w:szCs w:val="22"/>
                 <w:color w:val="000000"/>
               </w:rPr>
-              <w:t xml:space="preserve">1.14</w:t>
-            </w:r>
-          </w:p>
-        </w:tc>
-        <w:tc>
-          <w:tcPr>
-            <w:tcBorders>
-              <w:bottom w:val="none" w:sz="0" w:space="0" w:color="000000"/>
-              <w:top w:val="none" w:sz="0" w:space="0" w:color="000000"/>
-              <w:left w:val="none" w:sz="0" w:space="0" w:color="000000"/>
-              <w:right w:val="none" w:sz="0" w:space="0" w:color="000000"/>
-            </w:tcBorders>
-            <w:shd w:val="clear" w:color="auto" w:fill="FFFFFF"/>
-            <w:tcMar>
-              <w:top w:w="0" w:type="dxa"/>
-              <w:bottom w:w="0" w:type="dxa"/>
-              <w:left w:w="0" w:type="dxa"/>
-              <w:right w:w="0" w:type="dxa"/>
-            </w:tcMar>
-            <w:vAlign w:val="top"/>
-          </w:tcPr>
-          <w:p>
-            <w:pPr>
-              <w:pStyle w:val="Normal"/>
-              <w:jc w:val="center"/>
-              <w:pBdr>
-                <w:bottom w:val="none" w:sz="0" w:space="0" w:color="000000"/>
-                <w:top w:val="none" w:sz="0" w:space="0" w:color="000000"/>
-                <w:left w:val="none" w:sz="0" w:space="0" w:color="000000"/>
-                <w:right w:val="none" w:sz="0" w:space="0" w:color="000000"/>
-              </w:pBdr>
-              <w:spacing w:after="100" w:before="100" w:line="240"/>
-              <w:ind w:left="100" w:right="100" w:firstLine="0" w:firstLineChars="0"/>
-              <w:rPr>
-                <w:rFonts w:ascii="Helvetica" w:hAnsi="Helvetica" w:eastAsia="Helvetica" w:cs="Helvetica"/>
-                <w:i w:val="false"/>
-                <w:b w:val="false"/>
-                <w:u w:val="none"/>
-                <w:sz w:val="22"/>
-                <w:szCs w:val="22"/>
-                <w:color w:val="000000"/>
-              </w:rPr>
-            </w:pPr>
-            <w:r>
-              <w:rPr>
-                <w:rFonts w:ascii="Helvetica" w:hAnsi="Helvetica" w:eastAsia="Helvetica" w:cs="Helvetica"/>
-                <w:i w:val="false"/>
-                <w:b w:val="false"/>
-                <w:u w:val="none"/>
-                <w:sz w:val="22"/>
-                <w:szCs w:val="22"/>
-                <w:color w:val="000000"/>
-              </w:rPr>
-              <w:t xml:space="preserve">0.76, 1.71</w:t>
-            </w:r>
-          </w:p>
-        </w:tc>
-        <w:tc>
-          <w:tcPr>
-            <w:tcBorders>
-              <w:bottom w:val="none" w:sz="0" w:space="0" w:color="000000"/>
-              <w:top w:val="none" w:sz="0" w:space="0" w:color="000000"/>
-              <w:left w:val="none" w:sz="0" w:space="0" w:color="000000"/>
-              <w:right w:val="none" w:sz="0" w:space="0" w:color="000000"/>
-            </w:tcBorders>
-            <w:shd w:val="clear" w:color="auto" w:fill="FFFFFF"/>
-            <w:tcMar>
-              <w:top w:w="0" w:type="dxa"/>
-              <w:bottom w:w="0" w:type="dxa"/>
-              <w:left w:w="0" w:type="dxa"/>
-              <w:right w:w="0" w:type="dxa"/>
-            </w:tcMar>
-            <w:vAlign w:val="top"/>
-          </w:tcPr>
-          <w:p>
-            <w:pPr>
-              <w:pStyle w:val="Normal"/>
-              <w:jc w:val="center"/>
-              <w:pBdr>
-                <w:bottom w:val="none" w:sz="0" w:space="0" w:color="000000"/>
-                <w:top w:val="none" w:sz="0" w:space="0" w:color="000000"/>
-                <w:left w:val="none" w:sz="0" w:space="0" w:color="000000"/>
-                <w:right w:val="none" w:sz="0" w:space="0" w:color="000000"/>
-              </w:pBdr>
-              <w:spacing w:after="100" w:before="100" w:line="240"/>
-              <w:ind w:left="100" w:right="100" w:firstLine="0" w:firstLineChars="0"/>
-              <w:rPr>
-                <w:rFonts w:ascii="Helvetica" w:hAnsi="Helvetica" w:eastAsia="Helvetica" w:cs="Helvetica"/>
-                <w:i w:val="false"/>
-                <w:b w:val="false"/>
-                <w:u w:val="none"/>
-                <w:sz w:val="22"/>
-                <w:szCs w:val="22"/>
-                <w:color w:val="000000"/>
-              </w:rPr>
-            </w:pPr>
-            <w:r>
-              <w:rPr>
-                <w:rFonts w:ascii="Helvetica" w:hAnsi="Helvetica" w:eastAsia="Helvetica" w:cs="Helvetica"/>
-                <w:i w:val="false"/>
-                <w:b w:val="false"/>
-                <w:u w:val="none"/>
-                <w:sz w:val="22"/>
-                <w:szCs w:val="22"/>
-                <w:color w:val="000000"/>
-              </w:rPr>
-              <w:t xml:space="preserve">0.530</w:t>
+              <w:t xml:space="preserve">1.12</w:t>
+            </w:r>
+          </w:p>
+        </w:tc>
+        <w:tc>
+          <w:tcPr>
+            <w:tcBorders>
+              <w:bottom w:val="none" w:sz="0" w:space="0" w:color="000000"/>
+              <w:top w:val="none" w:sz="0" w:space="0" w:color="000000"/>
+              <w:left w:val="none" w:sz="0" w:space="0" w:color="000000"/>
+              <w:right w:val="none" w:sz="0" w:space="0" w:color="000000"/>
+            </w:tcBorders>
+            <w:shd w:val="clear" w:color="auto" w:fill="FFFFFF"/>
+            <w:tcMar>
+              <w:top w:w="0" w:type="dxa"/>
+              <w:bottom w:w="0" w:type="dxa"/>
+              <w:left w:w="0" w:type="dxa"/>
+              <w:right w:w="0" w:type="dxa"/>
+            </w:tcMar>
+            <w:vAlign w:val="top"/>
+          </w:tcPr>
+          <w:p>
+            <w:pPr>
+              <w:pStyle w:val="Normal"/>
+              <w:jc w:val="center"/>
+              <w:pBdr>
+                <w:bottom w:val="none" w:sz="0" w:space="0" w:color="000000"/>
+                <w:top w:val="none" w:sz="0" w:space="0" w:color="000000"/>
+                <w:left w:val="none" w:sz="0" w:space="0" w:color="000000"/>
+                <w:right w:val="none" w:sz="0" w:space="0" w:color="000000"/>
+              </w:pBdr>
+              <w:spacing w:after="100" w:before="100" w:line="240"/>
+              <w:ind w:left="100" w:right="100" w:firstLine="0" w:firstLineChars="0"/>
+              <w:rPr>
+                <w:rFonts w:ascii="Helvetica" w:hAnsi="Helvetica" w:eastAsia="Helvetica" w:cs="Helvetica"/>
+                <w:i w:val="false"/>
+                <w:b w:val="false"/>
+                <w:u w:val="none"/>
+                <w:sz w:val="22"/>
+                <w:szCs w:val="22"/>
+                <w:color w:val="000000"/>
+              </w:rPr>
+            </w:pPr>
+            <w:r>
+              <w:rPr>
+                <w:rFonts w:ascii="Helvetica" w:hAnsi="Helvetica" w:eastAsia="Helvetica" w:cs="Helvetica"/>
+                <w:i w:val="false"/>
+                <w:b w:val="false"/>
+                <w:u w:val="none"/>
+                <w:sz w:val="22"/>
+                <w:szCs w:val="22"/>
+                <w:color w:val="000000"/>
+              </w:rPr>
+              <w:t xml:space="preserve">0.76, 1.63</w:t>
+            </w:r>
+          </w:p>
+        </w:tc>
+        <w:tc>
+          <w:tcPr>
+            <w:tcBorders>
+              <w:bottom w:val="none" w:sz="0" w:space="0" w:color="000000"/>
+              <w:top w:val="none" w:sz="0" w:space="0" w:color="000000"/>
+              <w:left w:val="none" w:sz="0" w:space="0" w:color="000000"/>
+              <w:right w:val="none" w:sz="0" w:space="0" w:color="000000"/>
+            </w:tcBorders>
+            <w:shd w:val="clear" w:color="auto" w:fill="FFFFFF"/>
+            <w:tcMar>
+              <w:top w:w="0" w:type="dxa"/>
+              <w:bottom w:w="0" w:type="dxa"/>
+              <w:left w:w="0" w:type="dxa"/>
+              <w:right w:w="0" w:type="dxa"/>
+            </w:tcMar>
+            <w:vAlign w:val="top"/>
+          </w:tcPr>
+          <w:p>
+            <w:pPr>
+              <w:pStyle w:val="Normal"/>
+              <w:jc w:val="center"/>
+              <w:pBdr>
+                <w:bottom w:val="none" w:sz="0" w:space="0" w:color="000000"/>
+                <w:top w:val="none" w:sz="0" w:space="0" w:color="000000"/>
+                <w:left w:val="none" w:sz="0" w:space="0" w:color="000000"/>
+                <w:right w:val="none" w:sz="0" w:space="0" w:color="000000"/>
+              </w:pBdr>
+              <w:spacing w:after="100" w:before="100" w:line="240"/>
+              <w:ind w:left="100" w:right="100" w:firstLine="0" w:firstLineChars="0"/>
+              <w:rPr>
+                <w:rFonts w:ascii="Helvetica" w:hAnsi="Helvetica" w:eastAsia="Helvetica" w:cs="Helvetica"/>
+                <w:i w:val="false"/>
+                <w:b w:val="false"/>
+                <w:u w:val="none"/>
+                <w:sz w:val="22"/>
+                <w:szCs w:val="22"/>
+                <w:color w:val="000000"/>
+              </w:rPr>
+            </w:pPr>
+            <w:r>
+              <w:rPr>
+                <w:rFonts w:ascii="Helvetica" w:hAnsi="Helvetica" w:eastAsia="Helvetica" w:cs="Helvetica"/>
+                <w:i w:val="false"/>
+                <w:b w:val="false"/>
+                <w:u w:val="none"/>
+                <w:sz w:val="22"/>
+                <w:szCs w:val="22"/>
+                <w:color w:val="000000"/>
+              </w:rPr>
+              <w:t xml:space="preserve">0.570</w:t>
             </w:r>
           </w:p>
         </w:tc>
@@ -4967,113 +4967,113 @@
                 <w:szCs w:val="22"/>
                 <w:color w:val="000000"/>
               </w:rPr>
-              <w:t xml:space="preserve">1.91</w:t>
-            </w:r>
-          </w:p>
-        </w:tc>
-        <w:tc>
-          <w:tcPr>
-            <w:tcBorders>
-              <w:bottom w:val="none" w:sz="0" w:space="0" w:color="000000"/>
-              <w:top w:val="none" w:sz="0" w:space="0" w:color="000000"/>
-              <w:left w:val="none" w:sz="0" w:space="0" w:color="000000"/>
-              <w:right w:val="none" w:sz="0" w:space="0" w:color="000000"/>
-            </w:tcBorders>
-            <w:shd w:val="clear" w:color="auto" w:fill="FFFFFF"/>
-            <w:tcMar>
-              <w:top w:w="0" w:type="dxa"/>
-              <w:bottom w:w="0" w:type="dxa"/>
-              <w:left w:w="0" w:type="dxa"/>
-              <w:right w:w="0" w:type="dxa"/>
-            </w:tcMar>
-            <w:vAlign w:val="top"/>
-          </w:tcPr>
-          <w:p>
-            <w:pPr>
-              <w:pStyle w:val="Normal"/>
-              <w:jc w:val="center"/>
-              <w:pBdr>
-                <w:bottom w:val="none" w:sz="0" w:space="0" w:color="000000"/>
-                <w:top w:val="none" w:sz="0" w:space="0" w:color="000000"/>
-                <w:left w:val="none" w:sz="0" w:space="0" w:color="000000"/>
-                <w:right w:val="none" w:sz="0" w:space="0" w:color="000000"/>
-              </w:pBdr>
-              <w:spacing w:after="100" w:before="100" w:line="240"/>
-              <w:ind w:left="100" w:right="100" w:firstLine="0" w:firstLineChars="0"/>
-              <w:rPr>
-                <w:rFonts w:ascii="Helvetica" w:hAnsi="Helvetica" w:eastAsia="Helvetica" w:cs="Helvetica"/>
-                <w:i w:val="false"/>
-                <w:b w:val="false"/>
-                <w:u w:val="none"/>
-                <w:sz w:val="22"/>
-                <w:szCs w:val="22"/>
-                <w:color w:val="000000"/>
-              </w:rPr>
-            </w:pPr>
-            <w:r>
-              <w:rPr>
-                <w:rFonts w:ascii="Helvetica" w:hAnsi="Helvetica" w:eastAsia="Helvetica" w:cs="Helvetica"/>
-                <w:i w:val="false"/>
-                <w:b w:val="false"/>
-                <w:u w:val="none"/>
-                <w:sz w:val="22"/>
-                <w:szCs w:val="22"/>
-                <w:color w:val="000000"/>
-              </w:rPr>
-              <w:t xml:space="preserve">0.28, 13.2</w:t>
-            </w:r>
-          </w:p>
-        </w:tc>
-        <w:tc>
-          <w:tcPr>
-            <w:tcBorders>
-              <w:bottom w:val="none" w:sz="0" w:space="0" w:color="000000"/>
-              <w:top w:val="none" w:sz="0" w:space="0" w:color="000000"/>
-              <w:left w:val="none" w:sz="0" w:space="0" w:color="000000"/>
-              <w:right w:val="none" w:sz="0" w:space="0" w:color="000000"/>
-            </w:tcBorders>
-            <w:shd w:val="clear" w:color="auto" w:fill="FFFFFF"/>
-            <w:tcMar>
-              <w:top w:w="0" w:type="dxa"/>
-              <w:bottom w:w="0" w:type="dxa"/>
-              <w:left w:w="0" w:type="dxa"/>
-              <w:right w:w="0" w:type="dxa"/>
-            </w:tcMar>
-            <w:vAlign w:val="top"/>
-          </w:tcPr>
-          <w:p>
-            <w:pPr>
-              <w:pStyle w:val="Normal"/>
-              <w:jc w:val="center"/>
-              <w:pBdr>
-                <w:bottom w:val="none" w:sz="0" w:space="0" w:color="000000"/>
-                <w:top w:val="none" w:sz="0" w:space="0" w:color="000000"/>
-                <w:left w:val="none" w:sz="0" w:space="0" w:color="000000"/>
-                <w:right w:val="none" w:sz="0" w:space="0" w:color="000000"/>
-              </w:pBdr>
-              <w:spacing w:after="100" w:before="100" w:line="240"/>
-              <w:ind w:left="100" w:right="100" w:firstLine="0" w:firstLineChars="0"/>
-              <w:rPr>
-                <w:rFonts w:ascii="Helvetica" w:hAnsi="Helvetica" w:eastAsia="Helvetica" w:cs="Helvetica"/>
-                <w:i w:val="false"/>
-                <w:b w:val="false"/>
-                <w:u w:val="none"/>
-                <w:sz w:val="22"/>
-                <w:szCs w:val="22"/>
-                <w:color w:val="000000"/>
-              </w:rPr>
-            </w:pPr>
-            <w:r>
-              <w:rPr>
-                <w:rFonts w:ascii="Helvetica" w:hAnsi="Helvetica" w:eastAsia="Helvetica" w:cs="Helvetica"/>
-                <w:i w:val="false"/>
-                <w:b w:val="false"/>
-                <w:u w:val="none"/>
-                <w:sz w:val="22"/>
-                <w:szCs w:val="22"/>
-                <w:color w:val="000000"/>
-              </w:rPr>
-              <w:t xml:space="preserve">0.510</w:t>
+              <w:t xml:space="preserve">2.01</w:t>
+            </w:r>
+          </w:p>
+        </w:tc>
+        <w:tc>
+          <w:tcPr>
+            <w:tcBorders>
+              <w:bottom w:val="none" w:sz="0" w:space="0" w:color="000000"/>
+              <w:top w:val="none" w:sz="0" w:space="0" w:color="000000"/>
+              <w:left w:val="none" w:sz="0" w:space="0" w:color="000000"/>
+              <w:right w:val="none" w:sz="0" w:space="0" w:color="000000"/>
+            </w:tcBorders>
+            <w:shd w:val="clear" w:color="auto" w:fill="FFFFFF"/>
+            <w:tcMar>
+              <w:top w:w="0" w:type="dxa"/>
+              <w:bottom w:w="0" w:type="dxa"/>
+              <w:left w:w="0" w:type="dxa"/>
+              <w:right w:w="0" w:type="dxa"/>
+            </w:tcMar>
+            <w:vAlign w:val="top"/>
+          </w:tcPr>
+          <w:p>
+            <w:pPr>
+              <w:pStyle w:val="Normal"/>
+              <w:jc w:val="center"/>
+              <w:pBdr>
+                <w:bottom w:val="none" w:sz="0" w:space="0" w:color="000000"/>
+                <w:top w:val="none" w:sz="0" w:space="0" w:color="000000"/>
+                <w:left w:val="none" w:sz="0" w:space="0" w:color="000000"/>
+                <w:right w:val="none" w:sz="0" w:space="0" w:color="000000"/>
+              </w:pBdr>
+              <w:spacing w:after="100" w:before="100" w:line="240"/>
+              <w:ind w:left="100" w:right="100" w:firstLine="0" w:firstLineChars="0"/>
+              <w:rPr>
+                <w:rFonts w:ascii="Helvetica" w:hAnsi="Helvetica" w:eastAsia="Helvetica" w:cs="Helvetica"/>
+                <w:i w:val="false"/>
+                <w:b w:val="false"/>
+                <w:u w:val="none"/>
+                <w:sz w:val="22"/>
+                <w:szCs w:val="22"/>
+                <w:color w:val="000000"/>
+              </w:rPr>
+            </w:pPr>
+            <w:r>
+              <w:rPr>
+                <w:rFonts w:ascii="Helvetica" w:hAnsi="Helvetica" w:eastAsia="Helvetica" w:cs="Helvetica"/>
+                <w:i w:val="false"/>
+                <w:b w:val="false"/>
+                <w:u w:val="none"/>
+                <w:sz w:val="22"/>
+                <w:szCs w:val="22"/>
+                <w:color w:val="000000"/>
+              </w:rPr>
+              <w:t xml:space="preserve">0.32, 12.7</w:t>
+            </w:r>
+          </w:p>
+        </w:tc>
+        <w:tc>
+          <w:tcPr>
+            <w:tcBorders>
+              <w:bottom w:val="none" w:sz="0" w:space="0" w:color="000000"/>
+              <w:top w:val="none" w:sz="0" w:space="0" w:color="000000"/>
+              <w:left w:val="none" w:sz="0" w:space="0" w:color="000000"/>
+              <w:right w:val="none" w:sz="0" w:space="0" w:color="000000"/>
+            </w:tcBorders>
+            <w:shd w:val="clear" w:color="auto" w:fill="FFFFFF"/>
+            <w:tcMar>
+              <w:top w:w="0" w:type="dxa"/>
+              <w:bottom w:w="0" w:type="dxa"/>
+              <w:left w:w="0" w:type="dxa"/>
+              <w:right w:w="0" w:type="dxa"/>
+            </w:tcMar>
+            <w:vAlign w:val="top"/>
+          </w:tcPr>
+          <w:p>
+            <w:pPr>
+              <w:pStyle w:val="Normal"/>
+              <w:jc w:val="center"/>
+              <w:pBdr>
+                <w:bottom w:val="none" w:sz="0" w:space="0" w:color="000000"/>
+                <w:top w:val="none" w:sz="0" w:space="0" w:color="000000"/>
+                <w:left w:val="none" w:sz="0" w:space="0" w:color="000000"/>
+                <w:right w:val="none" w:sz="0" w:space="0" w:color="000000"/>
+              </w:pBdr>
+              <w:spacing w:after="100" w:before="100" w:line="240"/>
+              <w:ind w:left="100" w:right="100" w:firstLine="0" w:firstLineChars="0"/>
+              <w:rPr>
+                <w:rFonts w:ascii="Helvetica" w:hAnsi="Helvetica" w:eastAsia="Helvetica" w:cs="Helvetica"/>
+                <w:i w:val="false"/>
+                <w:b w:val="false"/>
+                <w:u w:val="none"/>
+                <w:sz w:val="22"/>
+                <w:szCs w:val="22"/>
+                <w:color w:val="000000"/>
+              </w:rPr>
+            </w:pPr>
+            <w:r>
+              <w:rPr>
+                <w:rFonts w:ascii="Helvetica" w:hAnsi="Helvetica" w:eastAsia="Helvetica" w:cs="Helvetica"/>
+                <w:i w:val="false"/>
+                <w:b w:val="false"/>
+                <w:u w:val="none"/>
+                <w:sz w:val="22"/>
+                <w:szCs w:val="22"/>
+                <w:color w:val="000000"/>
+              </w:rPr>
+              <w:t xml:space="preserve">0.460</w:t>
             </w:r>
           </w:p>
         </w:tc>
@@ -6416,60 +6416,60 @@
                 <w:szCs w:val="22"/>
                 <w:color w:val="000000"/>
               </w:rPr>
-              <w:t xml:space="preserve">231,850</w:t>
-            </w:r>
-          </w:p>
-        </w:tc>
-        <w:tc>
-          <w:tcPr>
-            <w:tcBorders>
-              <w:bottom w:val="none" w:sz="0" w:space="0" w:color="000000"/>
-              <w:top w:val="none" w:sz="0" w:space="0" w:color="000000"/>
-              <w:left w:val="none" w:sz="0" w:space="0" w:color="000000"/>
-              <w:right w:val="none" w:sz="0" w:space="0" w:color="000000"/>
-            </w:tcBorders>
-            <w:shd w:val="clear" w:color="auto" w:fill="FFFFFF"/>
-            <w:tcMar>
-              <w:top w:w="0" w:type="dxa"/>
-              <w:bottom w:w="0" w:type="dxa"/>
-              <w:left w:w="0" w:type="dxa"/>
-              <w:right w:w="0" w:type="dxa"/>
-            </w:tcMar>
-            <w:vAlign w:val="top"/>
-          </w:tcPr>
-          <w:p>
-            <w:pPr>
-              <w:pStyle w:val="Normal"/>
-              <w:jc w:val="center"/>
-              <w:pBdr>
-                <w:bottom w:val="none" w:sz="0" w:space="0" w:color="000000"/>
-                <w:top w:val="none" w:sz="0" w:space="0" w:color="000000"/>
-                <w:left w:val="none" w:sz="0" w:space="0" w:color="000000"/>
-                <w:right w:val="none" w:sz="0" w:space="0" w:color="000000"/>
-              </w:pBdr>
-              <w:spacing w:after="100" w:before="100" w:line="240"/>
-              <w:ind w:left="100" w:right="100" w:firstLine="0" w:firstLineChars="0"/>
-              <w:rPr>
-                <w:rFonts w:ascii="Helvetica" w:hAnsi="Helvetica" w:eastAsia="Helvetica" w:cs="Helvetica"/>
-                <w:i w:val="false"/>
-                <w:b w:val="false"/>
-                <w:u w:val="none"/>
-                <w:sz w:val="22"/>
-                <w:szCs w:val="22"/>
-                <w:color w:val="000000"/>
-              </w:rPr>
-            </w:pPr>
-            <w:r>
-              <w:rPr>
-                <w:rFonts w:ascii="Helvetica" w:hAnsi="Helvetica" w:eastAsia="Helvetica" w:cs="Helvetica"/>
-                <w:i w:val="false"/>
-                <w:b w:val="false"/>
-                <w:u w:val="none"/>
-                <w:sz w:val="22"/>
-                <w:szCs w:val="22"/>
-                <w:color w:val="000000"/>
-              </w:rPr>
-              <w:t xml:space="preserve">1,462, 36,755,088</w:t>
+              <w:t xml:space="preserve">142,299</w:t>
+            </w:r>
+          </w:p>
+        </w:tc>
+        <w:tc>
+          <w:tcPr>
+            <w:tcBorders>
+              <w:bottom w:val="none" w:sz="0" w:space="0" w:color="000000"/>
+              <w:top w:val="none" w:sz="0" w:space="0" w:color="000000"/>
+              <w:left w:val="none" w:sz="0" w:space="0" w:color="000000"/>
+              <w:right w:val="none" w:sz="0" w:space="0" w:color="000000"/>
+            </w:tcBorders>
+            <w:shd w:val="clear" w:color="auto" w:fill="FFFFFF"/>
+            <w:tcMar>
+              <w:top w:w="0" w:type="dxa"/>
+              <w:bottom w:w="0" w:type="dxa"/>
+              <w:left w:w="0" w:type="dxa"/>
+              <w:right w:w="0" w:type="dxa"/>
+            </w:tcMar>
+            <w:vAlign w:val="top"/>
+          </w:tcPr>
+          <w:p>
+            <w:pPr>
+              <w:pStyle w:val="Normal"/>
+              <w:jc w:val="center"/>
+              <w:pBdr>
+                <w:bottom w:val="none" w:sz="0" w:space="0" w:color="000000"/>
+                <w:top w:val="none" w:sz="0" w:space="0" w:color="000000"/>
+                <w:left w:val="none" w:sz="0" w:space="0" w:color="000000"/>
+                <w:right w:val="none" w:sz="0" w:space="0" w:color="000000"/>
+              </w:pBdr>
+              <w:spacing w:after="100" w:before="100" w:line="240"/>
+              <w:ind w:left="100" w:right="100" w:firstLine="0" w:firstLineChars="0"/>
+              <w:rPr>
+                <w:rFonts w:ascii="Helvetica" w:hAnsi="Helvetica" w:eastAsia="Helvetica" w:cs="Helvetica"/>
+                <w:i w:val="false"/>
+                <w:b w:val="false"/>
+                <w:u w:val="none"/>
+                <w:sz w:val="22"/>
+                <w:szCs w:val="22"/>
+                <w:color w:val="000000"/>
+              </w:rPr>
+            </w:pPr>
+            <w:r>
+              <w:rPr>
+                <w:rFonts w:ascii="Helvetica" w:hAnsi="Helvetica" w:eastAsia="Helvetica" w:cs="Helvetica"/>
+                <w:i w:val="false"/>
+                <w:b w:val="false"/>
+                <w:u w:val="none"/>
+                <w:sz w:val="22"/>
+                <w:szCs w:val="22"/>
+                <w:color w:val="000000"/>
+              </w:rPr>
+              <w:t xml:space="preserve">1,924, 10,526,987</w:t>
             </w:r>
           </w:p>
         </w:tc>
@@ -6899,113 +6899,113 @@
                 <w:szCs w:val="22"/>
                 <w:color w:val="000000"/>
               </w:rPr>
-              <w:t xml:space="preserve">4.51</w:t>
-            </w:r>
-          </w:p>
-        </w:tc>
-        <w:tc>
-          <w:tcPr>
-            <w:tcBorders>
-              <w:bottom w:val="none" w:sz="0" w:space="0" w:color="000000"/>
-              <w:top w:val="none" w:sz="0" w:space="0" w:color="000000"/>
-              <w:left w:val="none" w:sz="0" w:space="0" w:color="000000"/>
-              <w:right w:val="none" w:sz="0" w:space="0" w:color="000000"/>
-            </w:tcBorders>
-            <w:shd w:val="clear" w:color="auto" w:fill="FFFFFF"/>
-            <w:tcMar>
-              <w:top w:w="0" w:type="dxa"/>
-              <w:bottom w:w="0" w:type="dxa"/>
-              <w:left w:w="0" w:type="dxa"/>
-              <w:right w:w="0" w:type="dxa"/>
-            </w:tcMar>
-            <w:vAlign w:val="top"/>
-          </w:tcPr>
-          <w:p>
-            <w:pPr>
-              <w:pStyle w:val="Normal"/>
-              <w:jc w:val="center"/>
-              <w:pBdr>
-                <w:bottom w:val="none" w:sz="0" w:space="0" w:color="000000"/>
-                <w:top w:val="none" w:sz="0" w:space="0" w:color="000000"/>
-                <w:left w:val="none" w:sz="0" w:space="0" w:color="000000"/>
-                <w:right w:val="none" w:sz="0" w:space="0" w:color="000000"/>
-              </w:pBdr>
-              <w:spacing w:after="100" w:before="100" w:line="240"/>
-              <w:ind w:left="100" w:right="100" w:firstLine="0" w:firstLineChars="0"/>
-              <w:rPr>
-                <w:rFonts w:ascii="Helvetica" w:hAnsi="Helvetica" w:eastAsia="Helvetica" w:cs="Helvetica"/>
-                <w:i w:val="false"/>
-                <w:b w:val="false"/>
-                <w:u w:val="none"/>
-                <w:sz w:val="22"/>
-                <w:szCs w:val="22"/>
-                <w:color w:val="000000"/>
-              </w:rPr>
-            </w:pPr>
-            <w:r>
-              <w:rPr>
-                <w:rFonts w:ascii="Helvetica" w:hAnsi="Helvetica" w:eastAsia="Helvetica" w:cs="Helvetica"/>
-                <w:i w:val="false"/>
-                <w:b w:val="false"/>
-                <w:u w:val="none"/>
-                <w:sz w:val="22"/>
-                <w:szCs w:val="22"/>
-                <w:color w:val="000000"/>
-              </w:rPr>
-              <w:t xml:space="preserve">0.04, 483</w:t>
-            </w:r>
-          </w:p>
-        </w:tc>
-        <w:tc>
-          <w:tcPr>
-            <w:tcBorders>
-              <w:bottom w:val="none" w:sz="0" w:space="0" w:color="000000"/>
-              <w:top w:val="none" w:sz="0" w:space="0" w:color="000000"/>
-              <w:left w:val="none" w:sz="0" w:space="0" w:color="000000"/>
-              <w:right w:val="none" w:sz="0" w:space="0" w:color="000000"/>
-            </w:tcBorders>
-            <w:shd w:val="clear" w:color="auto" w:fill="FFFFFF"/>
-            <w:tcMar>
-              <w:top w:w="0" w:type="dxa"/>
-              <w:bottom w:w="0" w:type="dxa"/>
-              <w:left w:w="0" w:type="dxa"/>
-              <w:right w:w="0" w:type="dxa"/>
-            </w:tcMar>
-            <w:vAlign w:val="top"/>
-          </w:tcPr>
-          <w:p>
-            <w:pPr>
-              <w:pStyle w:val="Normal"/>
-              <w:jc w:val="center"/>
-              <w:pBdr>
-                <w:bottom w:val="none" w:sz="0" w:space="0" w:color="000000"/>
-                <w:top w:val="none" w:sz="0" w:space="0" w:color="000000"/>
-                <w:left w:val="none" w:sz="0" w:space="0" w:color="000000"/>
-                <w:right w:val="none" w:sz="0" w:space="0" w:color="000000"/>
-              </w:pBdr>
-              <w:spacing w:after="100" w:before="100" w:line="240"/>
-              <w:ind w:left="100" w:right="100" w:firstLine="0" w:firstLineChars="0"/>
-              <w:rPr>
-                <w:rFonts w:ascii="Helvetica" w:hAnsi="Helvetica" w:eastAsia="Helvetica" w:cs="Helvetica"/>
-                <w:i w:val="false"/>
-                <w:b w:val="false"/>
-                <w:u w:val="none"/>
-                <w:sz w:val="22"/>
-                <w:szCs w:val="22"/>
-                <w:color w:val="000000"/>
-              </w:rPr>
-            </w:pPr>
-            <w:r>
-              <w:rPr>
-                <w:rFonts w:ascii="Helvetica" w:hAnsi="Helvetica" w:eastAsia="Helvetica" w:cs="Helvetica"/>
-                <w:i w:val="false"/>
-                <w:b w:val="false"/>
-                <w:u w:val="none"/>
-                <w:sz w:val="22"/>
-                <w:szCs w:val="22"/>
-                <w:color w:val="000000"/>
-              </w:rPr>
-              <w:t xml:space="preserve">0.530</w:t>
+              <w:t xml:space="preserve">5.07</w:t>
+            </w:r>
+          </w:p>
+        </w:tc>
+        <w:tc>
+          <w:tcPr>
+            <w:tcBorders>
+              <w:bottom w:val="none" w:sz="0" w:space="0" w:color="000000"/>
+              <w:top w:val="none" w:sz="0" w:space="0" w:color="000000"/>
+              <w:left w:val="none" w:sz="0" w:space="0" w:color="000000"/>
+              <w:right w:val="none" w:sz="0" w:space="0" w:color="000000"/>
+            </w:tcBorders>
+            <w:shd w:val="clear" w:color="auto" w:fill="FFFFFF"/>
+            <w:tcMar>
+              <w:top w:w="0" w:type="dxa"/>
+              <w:bottom w:w="0" w:type="dxa"/>
+              <w:left w:w="0" w:type="dxa"/>
+              <w:right w:w="0" w:type="dxa"/>
+            </w:tcMar>
+            <w:vAlign w:val="top"/>
+          </w:tcPr>
+          <w:p>
+            <w:pPr>
+              <w:pStyle w:val="Normal"/>
+              <w:jc w:val="center"/>
+              <w:pBdr>
+                <w:bottom w:val="none" w:sz="0" w:space="0" w:color="000000"/>
+                <w:top w:val="none" w:sz="0" w:space="0" w:color="000000"/>
+                <w:left w:val="none" w:sz="0" w:space="0" w:color="000000"/>
+                <w:right w:val="none" w:sz="0" w:space="0" w:color="000000"/>
+              </w:pBdr>
+              <w:spacing w:after="100" w:before="100" w:line="240"/>
+              <w:ind w:left="100" w:right="100" w:firstLine="0" w:firstLineChars="0"/>
+              <w:rPr>
+                <w:rFonts w:ascii="Helvetica" w:hAnsi="Helvetica" w:eastAsia="Helvetica" w:cs="Helvetica"/>
+                <w:i w:val="false"/>
+                <w:b w:val="false"/>
+                <w:u w:val="none"/>
+                <w:sz w:val="22"/>
+                <w:szCs w:val="22"/>
+                <w:color w:val="000000"/>
+              </w:rPr>
+            </w:pPr>
+            <w:r>
+              <w:rPr>
+                <w:rFonts w:ascii="Helvetica" w:hAnsi="Helvetica" w:eastAsia="Helvetica" w:cs="Helvetica"/>
+                <w:i w:val="false"/>
+                <w:b w:val="false"/>
+                <w:u w:val="none"/>
+                <w:sz w:val="22"/>
+                <w:szCs w:val="22"/>
+                <w:color w:val="000000"/>
+              </w:rPr>
+              <w:t xml:space="preserve">0.05, 568</w:t>
+            </w:r>
+          </w:p>
+        </w:tc>
+        <w:tc>
+          <w:tcPr>
+            <w:tcBorders>
+              <w:bottom w:val="none" w:sz="0" w:space="0" w:color="000000"/>
+              <w:top w:val="none" w:sz="0" w:space="0" w:color="000000"/>
+              <w:left w:val="none" w:sz="0" w:space="0" w:color="000000"/>
+              <w:right w:val="none" w:sz="0" w:space="0" w:color="000000"/>
+            </w:tcBorders>
+            <w:shd w:val="clear" w:color="auto" w:fill="FFFFFF"/>
+            <w:tcMar>
+              <w:top w:w="0" w:type="dxa"/>
+              <w:bottom w:w="0" w:type="dxa"/>
+              <w:left w:w="0" w:type="dxa"/>
+              <w:right w:w="0" w:type="dxa"/>
+            </w:tcMar>
+            <w:vAlign w:val="top"/>
+          </w:tcPr>
+          <w:p>
+            <w:pPr>
+              <w:pStyle w:val="Normal"/>
+              <w:jc w:val="center"/>
+              <w:pBdr>
+                <w:bottom w:val="none" w:sz="0" w:space="0" w:color="000000"/>
+                <w:top w:val="none" w:sz="0" w:space="0" w:color="000000"/>
+                <w:left w:val="none" w:sz="0" w:space="0" w:color="000000"/>
+                <w:right w:val="none" w:sz="0" w:space="0" w:color="000000"/>
+              </w:pBdr>
+              <w:spacing w:after="100" w:before="100" w:line="240"/>
+              <w:ind w:left="100" w:right="100" w:firstLine="0" w:firstLineChars="0"/>
+              <w:rPr>
+                <w:rFonts w:ascii="Helvetica" w:hAnsi="Helvetica" w:eastAsia="Helvetica" w:cs="Helvetica"/>
+                <w:i w:val="false"/>
+                <w:b w:val="false"/>
+                <w:u w:val="none"/>
+                <w:sz w:val="22"/>
+                <w:szCs w:val="22"/>
+                <w:color w:val="000000"/>
+              </w:rPr>
+            </w:pPr>
+            <w:r>
+              <w:rPr>
+                <w:rFonts w:ascii="Helvetica" w:hAnsi="Helvetica" w:eastAsia="Helvetica" w:cs="Helvetica"/>
+                <w:i w:val="false"/>
+                <w:b w:val="false"/>
+                <w:u w:val="none"/>
+                <w:sz w:val="22"/>
+                <w:szCs w:val="22"/>
+                <w:color w:val="000000"/>
+              </w:rPr>
+              <w:t xml:space="preserve">0.500</w:t>
             </w:r>
           </w:p>
         </w:tc>
@@ -7382,60 +7382,60 @@
                 <w:szCs w:val="22"/>
                 <w:color w:val="000000"/>
               </w:rPr>
-              <w:t xml:space="preserve">513,065</w:t>
-            </w:r>
-          </w:p>
-        </w:tc>
-        <w:tc>
-          <w:tcPr>
-            <w:tcBorders>
-              <w:bottom w:val="none" w:sz="0" w:space="0" w:color="000000"/>
-              <w:top w:val="none" w:sz="0" w:space="0" w:color="000000"/>
-              <w:left w:val="none" w:sz="0" w:space="0" w:color="000000"/>
-              <w:right w:val="none" w:sz="0" w:space="0" w:color="000000"/>
-            </w:tcBorders>
-            <w:shd w:val="clear" w:color="auto" w:fill="FFFFFF"/>
-            <w:tcMar>
-              <w:top w:w="0" w:type="dxa"/>
-              <w:bottom w:w="0" w:type="dxa"/>
-              <w:left w:w="0" w:type="dxa"/>
-              <w:right w:w="0" w:type="dxa"/>
-            </w:tcMar>
-            <w:vAlign w:val="top"/>
-          </w:tcPr>
-          <w:p>
-            <w:pPr>
-              <w:pStyle w:val="Normal"/>
-              <w:jc w:val="center"/>
-              <w:pBdr>
-                <w:bottom w:val="none" w:sz="0" w:space="0" w:color="000000"/>
-                <w:top w:val="none" w:sz="0" w:space="0" w:color="000000"/>
-                <w:left w:val="none" w:sz="0" w:space="0" w:color="000000"/>
-                <w:right w:val="none" w:sz="0" w:space="0" w:color="000000"/>
-              </w:pBdr>
-              <w:spacing w:after="100" w:before="100" w:line="240"/>
-              <w:ind w:left="100" w:right="100" w:firstLine="0" w:firstLineChars="0"/>
-              <w:rPr>
-                <w:rFonts w:ascii="Helvetica" w:hAnsi="Helvetica" w:eastAsia="Helvetica" w:cs="Helvetica"/>
-                <w:i w:val="false"/>
-                <w:b w:val="false"/>
-                <w:u w:val="none"/>
-                <w:sz w:val="22"/>
-                <w:szCs w:val="22"/>
-                <w:color w:val="000000"/>
-              </w:rPr>
-            </w:pPr>
-            <w:r>
-              <w:rPr>
-                <w:rFonts w:ascii="Helvetica" w:hAnsi="Helvetica" w:eastAsia="Helvetica" w:cs="Helvetica"/>
-                <w:i w:val="false"/>
-                <w:b w:val="false"/>
-                <w:u w:val="none"/>
-                <w:sz w:val="22"/>
-                <w:szCs w:val="22"/>
-                <w:color w:val="000000"/>
-              </w:rPr>
-              <w:t xml:space="preserve">1,040, 253,155,818</w:t>
+              <w:t xml:space="preserve">284,542</w:t>
+            </w:r>
+          </w:p>
+        </w:tc>
+        <w:tc>
+          <w:tcPr>
+            <w:tcBorders>
+              <w:bottom w:val="none" w:sz="0" w:space="0" w:color="000000"/>
+              <w:top w:val="none" w:sz="0" w:space="0" w:color="000000"/>
+              <w:left w:val="none" w:sz="0" w:space="0" w:color="000000"/>
+              <w:right w:val="none" w:sz="0" w:space="0" w:color="000000"/>
+            </w:tcBorders>
+            <w:shd w:val="clear" w:color="auto" w:fill="FFFFFF"/>
+            <w:tcMar>
+              <w:top w:w="0" w:type="dxa"/>
+              <w:bottom w:w="0" w:type="dxa"/>
+              <w:left w:w="0" w:type="dxa"/>
+              <w:right w:w="0" w:type="dxa"/>
+            </w:tcMar>
+            <w:vAlign w:val="top"/>
+          </w:tcPr>
+          <w:p>
+            <w:pPr>
+              <w:pStyle w:val="Normal"/>
+              <w:jc w:val="center"/>
+              <w:pBdr>
+                <w:bottom w:val="none" w:sz="0" w:space="0" w:color="000000"/>
+                <w:top w:val="none" w:sz="0" w:space="0" w:color="000000"/>
+                <w:left w:val="none" w:sz="0" w:space="0" w:color="000000"/>
+                <w:right w:val="none" w:sz="0" w:space="0" w:color="000000"/>
+              </w:pBdr>
+              <w:spacing w:after="100" w:before="100" w:line="240"/>
+              <w:ind w:left="100" w:right="100" w:firstLine="0" w:firstLineChars="0"/>
+              <w:rPr>
+                <w:rFonts w:ascii="Helvetica" w:hAnsi="Helvetica" w:eastAsia="Helvetica" w:cs="Helvetica"/>
+                <w:i w:val="false"/>
+                <w:b w:val="false"/>
+                <w:u w:val="none"/>
+                <w:sz w:val="22"/>
+                <w:szCs w:val="22"/>
+                <w:color w:val="000000"/>
+              </w:rPr>
+            </w:pPr>
+            <w:r>
+              <w:rPr>
+                <w:rFonts w:ascii="Helvetica" w:hAnsi="Helvetica" w:eastAsia="Helvetica" w:cs="Helvetica"/>
+                <w:i w:val="false"/>
+                <w:b w:val="false"/>
+                <w:u w:val="none"/>
+                <w:sz w:val="22"/>
+                <w:szCs w:val="22"/>
+                <w:color w:val="000000"/>
+              </w:rPr>
+              <w:t xml:space="preserve">1,865, 43,410,922</w:t>
             </w:r>
           </w:p>
         </w:tc>
@@ -7865,113 +7865,113 @@
                 <w:szCs w:val="22"/>
                 <w:color w:val="000000"/>
               </w:rPr>
-              <w:t xml:space="preserve">11.1</w:t>
-            </w:r>
-          </w:p>
-        </w:tc>
-        <w:tc>
-          <w:tcPr>
-            <w:tcBorders>
-              <w:bottom w:val="none" w:sz="0" w:space="0" w:color="000000"/>
-              <w:top w:val="none" w:sz="0" w:space="0" w:color="000000"/>
-              <w:left w:val="none" w:sz="0" w:space="0" w:color="000000"/>
-              <w:right w:val="none" w:sz="0" w:space="0" w:color="000000"/>
-            </w:tcBorders>
-            <w:shd w:val="clear" w:color="auto" w:fill="FFFFFF"/>
-            <w:tcMar>
-              <w:top w:w="0" w:type="dxa"/>
-              <w:bottom w:w="0" w:type="dxa"/>
-              <w:left w:w="0" w:type="dxa"/>
-              <w:right w:w="0" w:type="dxa"/>
-            </w:tcMar>
-            <w:vAlign w:val="top"/>
-          </w:tcPr>
-          <w:p>
-            <w:pPr>
-              <w:pStyle w:val="Normal"/>
-              <w:jc w:val="center"/>
-              <w:pBdr>
-                <w:bottom w:val="none" w:sz="0" w:space="0" w:color="000000"/>
-                <w:top w:val="none" w:sz="0" w:space="0" w:color="000000"/>
-                <w:left w:val="none" w:sz="0" w:space="0" w:color="000000"/>
-                <w:right w:val="none" w:sz="0" w:space="0" w:color="000000"/>
-              </w:pBdr>
-              <w:spacing w:after="100" w:before="100" w:line="240"/>
-              <w:ind w:left="100" w:right="100" w:firstLine="0" w:firstLineChars="0"/>
-              <w:rPr>
-                <w:rFonts w:ascii="Helvetica" w:hAnsi="Helvetica" w:eastAsia="Helvetica" w:cs="Helvetica"/>
-                <w:i w:val="false"/>
-                <w:b w:val="false"/>
-                <w:u w:val="none"/>
-                <w:sz w:val="22"/>
-                <w:szCs w:val="22"/>
-                <w:color w:val="000000"/>
-              </w:rPr>
-            </w:pPr>
-            <w:r>
-              <w:rPr>
-                <w:rFonts w:ascii="Helvetica" w:hAnsi="Helvetica" w:eastAsia="Helvetica" w:cs="Helvetica"/>
-                <w:i w:val="false"/>
-                <w:b w:val="false"/>
-                <w:u w:val="none"/>
-                <w:sz w:val="22"/>
-                <w:szCs w:val="22"/>
-                <w:color w:val="000000"/>
-              </w:rPr>
-              <w:t xml:space="preserve">0.02, 5,644</w:t>
-            </w:r>
-          </w:p>
-        </w:tc>
-        <w:tc>
-          <w:tcPr>
-            <w:tcBorders>
-              <w:bottom w:val="none" w:sz="0" w:space="0" w:color="000000"/>
-              <w:top w:val="none" w:sz="0" w:space="0" w:color="000000"/>
-              <w:left w:val="none" w:sz="0" w:space="0" w:color="000000"/>
-              <w:right w:val="none" w:sz="0" w:space="0" w:color="000000"/>
-            </w:tcBorders>
-            <w:shd w:val="clear" w:color="auto" w:fill="FFFFFF"/>
-            <w:tcMar>
-              <w:top w:w="0" w:type="dxa"/>
-              <w:bottom w:w="0" w:type="dxa"/>
-              <w:left w:w="0" w:type="dxa"/>
-              <w:right w:w="0" w:type="dxa"/>
-            </w:tcMar>
-            <w:vAlign w:val="top"/>
-          </w:tcPr>
-          <w:p>
-            <w:pPr>
-              <w:pStyle w:val="Normal"/>
-              <w:jc w:val="center"/>
-              <w:pBdr>
-                <w:bottom w:val="none" w:sz="0" w:space="0" w:color="000000"/>
-                <w:top w:val="none" w:sz="0" w:space="0" w:color="000000"/>
-                <w:left w:val="none" w:sz="0" w:space="0" w:color="000000"/>
-                <w:right w:val="none" w:sz="0" w:space="0" w:color="000000"/>
-              </w:pBdr>
-              <w:spacing w:after="100" w:before="100" w:line="240"/>
-              <w:ind w:left="100" w:right="100" w:firstLine="0" w:firstLineChars="0"/>
-              <w:rPr>
-                <w:rFonts w:ascii="Helvetica" w:hAnsi="Helvetica" w:eastAsia="Helvetica" w:cs="Helvetica"/>
-                <w:i w:val="false"/>
-                <w:b w:val="false"/>
-                <w:u w:val="none"/>
-                <w:sz w:val="22"/>
-                <w:szCs w:val="22"/>
-                <w:color w:val="000000"/>
-              </w:rPr>
-            </w:pPr>
-            <w:r>
-              <w:rPr>
-                <w:rFonts w:ascii="Helvetica" w:hAnsi="Helvetica" w:eastAsia="Helvetica" w:cs="Helvetica"/>
-                <w:i w:val="false"/>
-                <w:b w:val="false"/>
-                <w:u w:val="none"/>
-                <w:sz w:val="22"/>
-                <w:szCs w:val="22"/>
-                <w:color w:val="000000"/>
-              </w:rPr>
-              <w:t xml:space="preserve">0.450</w:t>
+              <w:t xml:space="preserve">6.53</w:t>
+            </w:r>
+          </w:p>
+        </w:tc>
+        <w:tc>
+          <w:tcPr>
+            <w:tcBorders>
+              <w:bottom w:val="none" w:sz="0" w:space="0" w:color="000000"/>
+              <w:top w:val="none" w:sz="0" w:space="0" w:color="000000"/>
+              <w:left w:val="none" w:sz="0" w:space="0" w:color="000000"/>
+              <w:right w:val="none" w:sz="0" w:space="0" w:color="000000"/>
+            </w:tcBorders>
+            <w:shd w:val="clear" w:color="auto" w:fill="FFFFFF"/>
+            <w:tcMar>
+              <w:top w:w="0" w:type="dxa"/>
+              <w:bottom w:w="0" w:type="dxa"/>
+              <w:left w:w="0" w:type="dxa"/>
+              <w:right w:w="0" w:type="dxa"/>
+            </w:tcMar>
+            <w:vAlign w:val="top"/>
+          </w:tcPr>
+          <w:p>
+            <w:pPr>
+              <w:pStyle w:val="Normal"/>
+              <w:jc w:val="center"/>
+              <w:pBdr>
+                <w:bottom w:val="none" w:sz="0" w:space="0" w:color="000000"/>
+                <w:top w:val="none" w:sz="0" w:space="0" w:color="000000"/>
+                <w:left w:val="none" w:sz="0" w:space="0" w:color="000000"/>
+                <w:right w:val="none" w:sz="0" w:space="0" w:color="000000"/>
+              </w:pBdr>
+              <w:spacing w:after="100" w:before="100" w:line="240"/>
+              <w:ind w:left="100" w:right="100" w:firstLine="0" w:firstLineChars="0"/>
+              <w:rPr>
+                <w:rFonts w:ascii="Helvetica" w:hAnsi="Helvetica" w:eastAsia="Helvetica" w:cs="Helvetica"/>
+                <w:i w:val="false"/>
+                <w:b w:val="false"/>
+                <w:u w:val="none"/>
+                <w:sz w:val="22"/>
+                <w:szCs w:val="22"/>
+                <w:color w:val="000000"/>
+              </w:rPr>
+            </w:pPr>
+            <w:r>
+              <w:rPr>
+                <w:rFonts w:ascii="Helvetica" w:hAnsi="Helvetica" w:eastAsia="Helvetica" w:cs="Helvetica"/>
+                <w:i w:val="false"/>
+                <w:b w:val="false"/>
+                <w:u w:val="none"/>
+                <w:sz w:val="22"/>
+                <w:szCs w:val="22"/>
+                <w:color w:val="000000"/>
+              </w:rPr>
+              <w:t xml:space="preserve">0.03, 1,702</w:t>
+            </w:r>
+          </w:p>
+        </w:tc>
+        <w:tc>
+          <w:tcPr>
+            <w:tcBorders>
+              <w:bottom w:val="none" w:sz="0" w:space="0" w:color="000000"/>
+              <w:top w:val="none" w:sz="0" w:space="0" w:color="000000"/>
+              <w:left w:val="none" w:sz="0" w:space="0" w:color="000000"/>
+              <w:right w:val="none" w:sz="0" w:space="0" w:color="000000"/>
+            </w:tcBorders>
+            <w:shd w:val="clear" w:color="auto" w:fill="FFFFFF"/>
+            <w:tcMar>
+              <w:top w:w="0" w:type="dxa"/>
+              <w:bottom w:w="0" w:type="dxa"/>
+              <w:left w:w="0" w:type="dxa"/>
+              <w:right w:w="0" w:type="dxa"/>
+            </w:tcMar>
+            <w:vAlign w:val="top"/>
+          </w:tcPr>
+          <w:p>
+            <w:pPr>
+              <w:pStyle w:val="Normal"/>
+              <w:jc w:val="center"/>
+              <w:pBdr>
+                <w:bottom w:val="none" w:sz="0" w:space="0" w:color="000000"/>
+                <w:top w:val="none" w:sz="0" w:space="0" w:color="000000"/>
+                <w:left w:val="none" w:sz="0" w:space="0" w:color="000000"/>
+                <w:right w:val="none" w:sz="0" w:space="0" w:color="000000"/>
+              </w:pBdr>
+              <w:spacing w:after="100" w:before="100" w:line="240"/>
+              <w:ind w:left="100" w:right="100" w:firstLine="0" w:firstLineChars="0"/>
+              <w:rPr>
+                <w:rFonts w:ascii="Helvetica" w:hAnsi="Helvetica" w:eastAsia="Helvetica" w:cs="Helvetica"/>
+                <w:i w:val="false"/>
+                <w:b w:val="false"/>
+                <w:u w:val="none"/>
+                <w:sz w:val="22"/>
+                <w:szCs w:val="22"/>
+                <w:color w:val="000000"/>
+              </w:rPr>
+            </w:pPr>
+            <w:r>
+              <w:rPr>
+                <w:rFonts w:ascii="Helvetica" w:hAnsi="Helvetica" w:eastAsia="Helvetica" w:cs="Helvetica"/>
+                <w:i w:val="false"/>
+                <w:b w:val="false"/>
+                <w:u w:val="none"/>
+                <w:sz w:val="22"/>
+                <w:szCs w:val="22"/>
+                <w:color w:val="000000"/>
+              </w:rPr>
+              <w:t xml:space="preserve">0.510</w:t>
             </w:r>
           </w:p>
         </w:tc>
@@ -8348,60 +8348,60 @@
                 <w:szCs w:val="22"/>
                 <w:color w:val="000000"/>
               </w:rPr>
-              <w:t xml:space="preserve">111,717</w:t>
-            </w:r>
-          </w:p>
-        </w:tc>
-        <w:tc>
-          <w:tcPr>
-            <w:tcBorders>
-              <w:bottom w:val="none" w:sz="0" w:space="0" w:color="000000"/>
-              <w:top w:val="none" w:sz="0" w:space="0" w:color="000000"/>
-              <w:left w:val="none" w:sz="0" w:space="0" w:color="000000"/>
-              <w:right w:val="none" w:sz="0" w:space="0" w:color="000000"/>
-            </w:tcBorders>
-            <w:shd w:val="clear" w:color="auto" w:fill="FFFFFF"/>
-            <w:tcMar>
-              <w:top w:w="0" w:type="dxa"/>
-              <w:bottom w:w="0" w:type="dxa"/>
-              <w:left w:w="0" w:type="dxa"/>
-              <w:right w:w="0" w:type="dxa"/>
-            </w:tcMar>
-            <w:vAlign w:val="top"/>
-          </w:tcPr>
-          <w:p>
-            <w:pPr>
-              <w:pStyle w:val="Normal"/>
-              <w:jc w:val="center"/>
-              <w:pBdr>
-                <w:bottom w:val="none" w:sz="0" w:space="0" w:color="000000"/>
-                <w:top w:val="none" w:sz="0" w:space="0" w:color="000000"/>
-                <w:left w:val="none" w:sz="0" w:space="0" w:color="000000"/>
-                <w:right w:val="none" w:sz="0" w:space="0" w:color="000000"/>
-              </w:pBdr>
-              <w:spacing w:after="100" w:before="100" w:line="240"/>
-              <w:ind w:left="100" w:right="100" w:firstLine="0" w:firstLineChars="0"/>
-              <w:rPr>
-                <w:rFonts w:ascii="Helvetica" w:hAnsi="Helvetica" w:eastAsia="Helvetica" w:cs="Helvetica"/>
-                <w:i w:val="false"/>
-                <w:b w:val="false"/>
-                <w:u w:val="none"/>
-                <w:sz w:val="22"/>
-                <w:szCs w:val="22"/>
-                <w:color w:val="000000"/>
-              </w:rPr>
-            </w:pPr>
-            <w:r>
-              <w:rPr>
-                <w:rFonts w:ascii="Helvetica" w:hAnsi="Helvetica" w:eastAsia="Helvetica" w:cs="Helvetica"/>
-                <w:i w:val="false"/>
-                <w:b w:val="false"/>
-                <w:u w:val="none"/>
-                <w:sz w:val="22"/>
-                <w:szCs w:val="22"/>
-                <w:color w:val="000000"/>
-              </w:rPr>
-              <w:t xml:space="preserve">2,614, 4,774,052</w:t>
+              <w:t xml:space="preserve">121,164</w:t>
+            </w:r>
+          </w:p>
+        </w:tc>
+        <w:tc>
+          <w:tcPr>
+            <w:tcBorders>
+              <w:bottom w:val="none" w:sz="0" w:space="0" w:color="000000"/>
+              <w:top w:val="none" w:sz="0" w:space="0" w:color="000000"/>
+              <w:left w:val="none" w:sz="0" w:space="0" w:color="000000"/>
+              <w:right w:val="none" w:sz="0" w:space="0" w:color="000000"/>
+            </w:tcBorders>
+            <w:shd w:val="clear" w:color="auto" w:fill="FFFFFF"/>
+            <w:tcMar>
+              <w:top w:w="0" w:type="dxa"/>
+              <w:bottom w:w="0" w:type="dxa"/>
+              <w:left w:w="0" w:type="dxa"/>
+              <w:right w:w="0" w:type="dxa"/>
+            </w:tcMar>
+            <w:vAlign w:val="top"/>
+          </w:tcPr>
+          <w:p>
+            <w:pPr>
+              <w:pStyle w:val="Normal"/>
+              <w:jc w:val="center"/>
+              <w:pBdr>
+                <w:bottom w:val="none" w:sz="0" w:space="0" w:color="000000"/>
+                <w:top w:val="none" w:sz="0" w:space="0" w:color="000000"/>
+                <w:left w:val="none" w:sz="0" w:space="0" w:color="000000"/>
+                <w:right w:val="none" w:sz="0" w:space="0" w:color="000000"/>
+              </w:pBdr>
+              <w:spacing w:after="100" w:before="100" w:line="240"/>
+              <w:ind w:left="100" w:right="100" w:firstLine="0" w:firstLineChars="0"/>
+              <w:rPr>
+                <w:rFonts w:ascii="Helvetica" w:hAnsi="Helvetica" w:eastAsia="Helvetica" w:cs="Helvetica"/>
+                <w:i w:val="false"/>
+                <w:b w:val="false"/>
+                <w:u w:val="none"/>
+                <w:sz w:val="22"/>
+                <w:szCs w:val="22"/>
+                <w:color w:val="000000"/>
+              </w:rPr>
+            </w:pPr>
+            <w:r>
+              <w:rPr>
+                <w:rFonts w:ascii="Helvetica" w:hAnsi="Helvetica" w:eastAsia="Helvetica" w:cs="Helvetica"/>
+                <w:i w:val="false"/>
+                <w:b w:val="false"/>
+                <w:u w:val="none"/>
+                <w:sz w:val="22"/>
+                <w:szCs w:val="22"/>
+                <w:color w:val="000000"/>
+              </w:rPr>
+              <w:t xml:space="preserve">4,727, 3,105,950</w:t>
             </w:r>
           </w:p>
         </w:tc>
@@ -9850,60 +9850,60 @@
                 <w:szCs w:val="22"/>
                 <w:color w:val="000000"/>
               </w:rPr>
-              <w:t xml:space="preserve">0.00, 2.48</w:t>
-            </w:r>
-          </w:p>
-        </w:tc>
-        <w:tc>
-          <w:tcPr>
-            <w:tcBorders>
-              <w:bottom w:val="none" w:sz="0" w:space="0" w:color="000000"/>
-              <w:top w:val="none" w:sz="0" w:space="0" w:color="000000"/>
-              <w:left w:val="none" w:sz="0" w:space="0" w:color="000000"/>
-              <w:right w:val="none" w:sz="0" w:space="0" w:color="000000"/>
-            </w:tcBorders>
-            <w:shd w:val="clear" w:color="auto" w:fill="FFFFFF"/>
-            <w:tcMar>
-              <w:top w:w="0" w:type="dxa"/>
-              <w:bottom w:w="0" w:type="dxa"/>
-              <w:left w:w="0" w:type="dxa"/>
-              <w:right w:w="0" w:type="dxa"/>
-            </w:tcMar>
-            <w:vAlign w:val="top"/>
-          </w:tcPr>
-          <w:p>
-            <w:pPr>
-              <w:pStyle w:val="Normal"/>
-              <w:jc w:val="center"/>
-              <w:pBdr>
-                <w:bottom w:val="none" w:sz="0" w:space="0" w:color="000000"/>
-                <w:top w:val="none" w:sz="0" w:space="0" w:color="000000"/>
-                <w:left w:val="none" w:sz="0" w:space="0" w:color="000000"/>
-                <w:right w:val="none" w:sz="0" w:space="0" w:color="000000"/>
-              </w:pBdr>
-              <w:spacing w:after="100" w:before="100" w:line="240"/>
-              <w:ind w:left="100" w:right="100" w:firstLine="0" w:firstLineChars="0"/>
-              <w:rPr>
-                <w:rFonts w:ascii="Helvetica" w:hAnsi="Helvetica" w:eastAsia="Helvetica" w:cs="Helvetica"/>
-                <w:i w:val="false"/>
-                <w:b w:val="false"/>
-                <w:u w:val="none"/>
-                <w:sz w:val="22"/>
-                <w:szCs w:val="22"/>
-                <w:color w:val="000000"/>
-              </w:rPr>
-            </w:pPr>
-            <w:r>
-              <w:rPr>
-                <w:rFonts w:ascii="Helvetica" w:hAnsi="Helvetica" w:eastAsia="Helvetica" w:cs="Helvetica"/>
-                <w:i w:val="false"/>
-                <w:b w:val="false"/>
-                <w:u w:val="none"/>
-                <w:sz w:val="22"/>
-                <w:szCs w:val="22"/>
-                <w:color w:val="000000"/>
-              </w:rPr>
-              <w:t xml:space="preserve">0.100</w:t>
+              <w:t xml:space="preserve">0.00, 1.64</w:t>
+            </w:r>
+          </w:p>
+        </w:tc>
+        <w:tc>
+          <w:tcPr>
+            <w:tcBorders>
+              <w:bottom w:val="none" w:sz="0" w:space="0" w:color="000000"/>
+              <w:top w:val="none" w:sz="0" w:space="0" w:color="000000"/>
+              <w:left w:val="none" w:sz="0" w:space="0" w:color="000000"/>
+              <w:right w:val="none" w:sz="0" w:space="0" w:color="000000"/>
+            </w:tcBorders>
+            <w:shd w:val="clear" w:color="auto" w:fill="FFFFFF"/>
+            <w:tcMar>
+              <w:top w:w="0" w:type="dxa"/>
+              <w:bottom w:w="0" w:type="dxa"/>
+              <w:left w:w="0" w:type="dxa"/>
+              <w:right w:w="0" w:type="dxa"/>
+            </w:tcMar>
+            <w:vAlign w:val="top"/>
+          </w:tcPr>
+          <w:p>
+            <w:pPr>
+              <w:pStyle w:val="Normal"/>
+              <w:jc w:val="center"/>
+              <w:pBdr>
+                <w:bottom w:val="none" w:sz="0" w:space="0" w:color="000000"/>
+                <w:top w:val="none" w:sz="0" w:space="0" w:color="000000"/>
+                <w:left w:val="none" w:sz="0" w:space="0" w:color="000000"/>
+                <w:right w:val="none" w:sz="0" w:space="0" w:color="000000"/>
+              </w:pBdr>
+              <w:spacing w:after="100" w:before="100" w:line="240"/>
+              <w:ind w:left="100" w:right="100" w:firstLine="0" w:firstLineChars="0"/>
+              <w:rPr>
+                <w:rFonts w:ascii="Helvetica" w:hAnsi="Helvetica" w:eastAsia="Helvetica" w:cs="Helvetica"/>
+                <w:i w:val="false"/>
+                <w:b w:val="false"/>
+                <w:u w:val="none"/>
+                <w:sz w:val="22"/>
+                <w:szCs w:val="22"/>
+                <w:color w:val="000000"/>
+              </w:rPr>
+            </w:pPr>
+            <w:r>
+              <w:rPr>
+                <w:rFonts w:ascii="Helvetica" w:hAnsi="Helvetica" w:eastAsia="Helvetica" w:cs="Helvetica"/>
+                <w:i w:val="false"/>
+                <w:b w:val="false"/>
+                <w:u w:val="none"/>
+                <w:sz w:val="22"/>
+                <w:szCs w:val="22"/>
+                <w:color w:val="000000"/>
+              </w:rPr>
+              <w:t xml:space="preserve">0.079</w:t>
             </w:r>
           </w:p>
         </w:tc>
@@ -10280,60 +10280,60 @@
                 <w:szCs w:val="22"/>
                 <w:color w:val="000000"/>
               </w:rPr>
-              <w:t xml:space="preserve">0.14</w:t>
-            </w:r>
-          </w:p>
-        </w:tc>
-        <w:tc>
-          <w:tcPr>
-            <w:tcBorders>
-              <w:bottom w:val="none" w:sz="0" w:space="0" w:color="000000"/>
-              <w:top w:val="none" w:sz="0" w:space="0" w:color="000000"/>
-              <w:left w:val="none" w:sz="0" w:space="0" w:color="000000"/>
-              <w:right w:val="none" w:sz="0" w:space="0" w:color="000000"/>
-            </w:tcBorders>
-            <w:shd w:val="clear" w:color="auto" w:fill="FFFFFF"/>
-            <w:tcMar>
-              <w:top w:w="0" w:type="dxa"/>
-              <w:bottom w:w="0" w:type="dxa"/>
-              <w:left w:w="0" w:type="dxa"/>
-              <w:right w:w="0" w:type="dxa"/>
-            </w:tcMar>
-            <w:vAlign w:val="top"/>
-          </w:tcPr>
-          <w:p>
-            <w:pPr>
-              <w:pStyle w:val="Normal"/>
-              <w:jc w:val="center"/>
-              <w:pBdr>
-                <w:bottom w:val="none" w:sz="0" w:space="0" w:color="000000"/>
-                <w:top w:val="none" w:sz="0" w:space="0" w:color="000000"/>
-                <w:left w:val="none" w:sz="0" w:space="0" w:color="000000"/>
-                <w:right w:val="none" w:sz="0" w:space="0" w:color="000000"/>
-              </w:pBdr>
-              <w:spacing w:after="100" w:before="100" w:line="240"/>
-              <w:ind w:left="100" w:right="100" w:firstLine="0" w:firstLineChars="0"/>
-              <w:rPr>
-                <w:rFonts w:ascii="Helvetica" w:hAnsi="Helvetica" w:eastAsia="Helvetica" w:cs="Helvetica"/>
-                <w:i w:val="false"/>
-                <w:b w:val="false"/>
-                <w:u w:val="none"/>
-                <w:sz w:val="22"/>
-                <w:szCs w:val="22"/>
-                <w:color w:val="000000"/>
-              </w:rPr>
-            </w:pPr>
-            <w:r>
-              <w:rPr>
-                <w:rFonts w:ascii="Helvetica" w:hAnsi="Helvetica" w:eastAsia="Helvetica" w:cs="Helvetica"/>
-                <w:i w:val="false"/>
-                <w:b w:val="false"/>
-                <w:u w:val="none"/>
-                <w:sz w:val="22"/>
-                <w:szCs w:val="22"/>
-                <w:color w:val="000000"/>
-              </w:rPr>
-              <w:t xml:space="preserve">0.01, 2.36</w:t>
+              <w:t xml:space="preserve">0.17</w:t>
+            </w:r>
+          </w:p>
+        </w:tc>
+        <w:tc>
+          <w:tcPr>
+            <w:tcBorders>
+              <w:bottom w:val="none" w:sz="0" w:space="0" w:color="000000"/>
+              <w:top w:val="none" w:sz="0" w:space="0" w:color="000000"/>
+              <w:left w:val="none" w:sz="0" w:space="0" w:color="000000"/>
+              <w:right w:val="none" w:sz="0" w:space="0" w:color="000000"/>
+            </w:tcBorders>
+            <w:shd w:val="clear" w:color="auto" w:fill="FFFFFF"/>
+            <w:tcMar>
+              <w:top w:w="0" w:type="dxa"/>
+              <w:bottom w:w="0" w:type="dxa"/>
+              <w:left w:w="0" w:type="dxa"/>
+              <w:right w:w="0" w:type="dxa"/>
+            </w:tcMar>
+            <w:vAlign w:val="top"/>
+          </w:tcPr>
+          <w:p>
+            <w:pPr>
+              <w:pStyle w:val="Normal"/>
+              <w:jc w:val="center"/>
+              <w:pBdr>
+                <w:bottom w:val="none" w:sz="0" w:space="0" w:color="000000"/>
+                <w:top w:val="none" w:sz="0" w:space="0" w:color="000000"/>
+                <w:left w:val="none" w:sz="0" w:space="0" w:color="000000"/>
+                <w:right w:val="none" w:sz="0" w:space="0" w:color="000000"/>
+              </w:pBdr>
+              <w:spacing w:after="100" w:before="100" w:line="240"/>
+              <w:ind w:left="100" w:right="100" w:firstLine="0" w:firstLineChars="0"/>
+              <w:rPr>
+                <w:rFonts w:ascii="Helvetica" w:hAnsi="Helvetica" w:eastAsia="Helvetica" w:cs="Helvetica"/>
+                <w:i w:val="false"/>
+                <w:b w:val="false"/>
+                <w:u w:val="none"/>
+                <w:sz w:val="22"/>
+                <w:szCs w:val="22"/>
+                <w:color w:val="000000"/>
+              </w:rPr>
+            </w:pPr>
+            <w:r>
+              <w:rPr>
+                <w:rFonts w:ascii="Helvetica" w:hAnsi="Helvetica" w:eastAsia="Helvetica" w:cs="Helvetica"/>
+                <w:i w:val="false"/>
+                <w:b w:val="false"/>
+                <w:u w:val="none"/>
+                <w:sz w:val="22"/>
+                <w:szCs w:val="22"/>
+                <w:color w:val="000000"/>
+              </w:rPr>
+              <w:t xml:space="preserve">0.01, 2.10</w:t>
             </w:r>
           </w:p>
         </w:tc>
@@ -10816,7 +10816,7 @@
                 <w:szCs w:val="22"/>
                 <w:color w:val="000000"/>
               </w:rPr>
-              <w:t xml:space="preserve">0.00, 0.03</w:t>
+              <w:t xml:space="preserve">0.00, 0.01</w:t>
             </w:r>
           </w:p>
         </w:tc>
@@ -11246,60 +11246,60 @@
                 <w:szCs w:val="22"/>
                 <w:color w:val="000000"/>
               </w:rPr>
-              <w:t xml:space="preserve">547,212</w:t>
-            </w:r>
-          </w:p>
-        </w:tc>
-        <w:tc>
-          <w:tcPr>
-            <w:tcBorders>
-              <w:bottom w:val="none" w:sz="0" w:space="0" w:color="000000"/>
-              <w:top w:val="none" w:sz="0" w:space="0" w:color="000000"/>
-              <w:left w:val="none" w:sz="0" w:space="0" w:color="000000"/>
-              <w:right w:val="none" w:sz="0" w:space="0" w:color="000000"/>
-            </w:tcBorders>
-            <w:shd w:val="clear" w:color="auto" w:fill="FFFFFF"/>
-            <w:tcMar>
-              <w:top w:w="0" w:type="dxa"/>
-              <w:bottom w:w="0" w:type="dxa"/>
-              <w:left w:w="0" w:type="dxa"/>
-              <w:right w:w="0" w:type="dxa"/>
-            </w:tcMar>
-            <w:vAlign w:val="top"/>
-          </w:tcPr>
-          <w:p>
-            <w:pPr>
-              <w:pStyle w:val="Normal"/>
-              <w:jc w:val="center"/>
-              <w:pBdr>
-                <w:bottom w:val="none" w:sz="0" w:space="0" w:color="000000"/>
-                <w:top w:val="none" w:sz="0" w:space="0" w:color="000000"/>
-                <w:left w:val="none" w:sz="0" w:space="0" w:color="000000"/>
-                <w:right w:val="none" w:sz="0" w:space="0" w:color="000000"/>
-              </w:pBdr>
-              <w:spacing w:after="100" w:before="100" w:line="240"/>
-              <w:ind w:left="100" w:right="100" w:firstLine="0" w:firstLineChars="0"/>
-              <w:rPr>
-                <w:rFonts w:ascii="Helvetica" w:hAnsi="Helvetica" w:eastAsia="Helvetica" w:cs="Helvetica"/>
-                <w:i w:val="false"/>
-                <w:b w:val="false"/>
-                <w:u w:val="none"/>
-                <w:sz w:val="22"/>
-                <w:szCs w:val="22"/>
-                <w:color w:val="000000"/>
-              </w:rPr>
-            </w:pPr>
-            <w:r>
-              <w:rPr>
-                <w:rFonts w:ascii="Helvetica" w:hAnsi="Helvetica" w:eastAsia="Helvetica" w:cs="Helvetica"/>
-                <w:i w:val="false"/>
-                <w:b w:val="false"/>
-                <w:u w:val="none"/>
-                <w:sz w:val="22"/>
-                <w:szCs w:val="22"/>
-                <w:color w:val="000000"/>
-              </w:rPr>
-              <w:t xml:space="preserve">5,014, 59,719,185</w:t>
+              <w:t xml:space="preserve">342,587</w:t>
+            </w:r>
+          </w:p>
+        </w:tc>
+        <w:tc>
+          <w:tcPr>
+            <w:tcBorders>
+              <w:bottom w:val="none" w:sz="0" w:space="0" w:color="000000"/>
+              <w:top w:val="none" w:sz="0" w:space="0" w:color="000000"/>
+              <w:left w:val="none" w:sz="0" w:space="0" w:color="000000"/>
+              <w:right w:val="none" w:sz="0" w:space="0" w:color="000000"/>
+            </w:tcBorders>
+            <w:shd w:val="clear" w:color="auto" w:fill="FFFFFF"/>
+            <w:tcMar>
+              <w:top w:w="0" w:type="dxa"/>
+              <w:bottom w:w="0" w:type="dxa"/>
+              <w:left w:w="0" w:type="dxa"/>
+              <w:right w:w="0" w:type="dxa"/>
+            </w:tcMar>
+            <w:vAlign w:val="top"/>
+          </w:tcPr>
+          <w:p>
+            <w:pPr>
+              <w:pStyle w:val="Normal"/>
+              <w:jc w:val="center"/>
+              <w:pBdr>
+                <w:bottom w:val="none" w:sz="0" w:space="0" w:color="000000"/>
+                <w:top w:val="none" w:sz="0" w:space="0" w:color="000000"/>
+                <w:left w:val="none" w:sz="0" w:space="0" w:color="000000"/>
+                <w:right w:val="none" w:sz="0" w:space="0" w:color="000000"/>
+              </w:pBdr>
+              <w:spacing w:after="100" w:before="100" w:line="240"/>
+              <w:ind w:left="100" w:right="100" w:firstLine="0" w:firstLineChars="0"/>
+              <w:rPr>
+                <w:rFonts w:ascii="Helvetica" w:hAnsi="Helvetica" w:eastAsia="Helvetica" w:cs="Helvetica"/>
+                <w:i w:val="false"/>
+                <w:b w:val="false"/>
+                <w:u w:val="none"/>
+                <w:sz w:val="22"/>
+                <w:szCs w:val="22"/>
+                <w:color w:val="000000"/>
+              </w:rPr>
+            </w:pPr>
+            <w:r>
+              <w:rPr>
+                <w:rFonts w:ascii="Helvetica" w:hAnsi="Helvetica" w:eastAsia="Helvetica" w:cs="Helvetica"/>
+                <w:i w:val="false"/>
+                <w:b w:val="false"/>
+                <w:u w:val="none"/>
+                <w:sz w:val="22"/>
+                <w:szCs w:val="22"/>
+                <w:color w:val="000000"/>
+              </w:rPr>
+              <w:t xml:space="preserve">4,720, 24,864,629</w:t>
             </w:r>
           </w:p>
         </w:tc>
@@ -12212,113 +12212,113 @@
                 <w:szCs w:val="22"/>
                 <w:color w:val="000000"/>
               </w:rPr>
-              <w:t xml:space="preserve">1.07</w:t>
-            </w:r>
-          </w:p>
-        </w:tc>
-        <w:tc>
-          <w:tcPr>
-            <w:tcBorders>
-              <w:bottom w:val="none" w:sz="0" w:space="0" w:color="000000"/>
-              <w:top w:val="none" w:sz="0" w:space="0" w:color="000000"/>
-              <w:left w:val="none" w:sz="0" w:space="0" w:color="000000"/>
-              <w:right w:val="none" w:sz="0" w:space="0" w:color="000000"/>
-            </w:tcBorders>
-            <w:shd w:val="clear" w:color="auto" w:fill="FFFFFF"/>
-            <w:tcMar>
-              <w:top w:w="0" w:type="dxa"/>
-              <w:bottom w:w="0" w:type="dxa"/>
-              <w:left w:w="0" w:type="dxa"/>
-              <w:right w:w="0" w:type="dxa"/>
-            </w:tcMar>
-            <w:vAlign w:val="top"/>
-          </w:tcPr>
-          <w:p>
-            <w:pPr>
-              <w:pStyle w:val="Normal"/>
-              <w:jc w:val="center"/>
-              <w:pBdr>
-                <w:bottom w:val="none" w:sz="0" w:space="0" w:color="000000"/>
-                <w:top w:val="none" w:sz="0" w:space="0" w:color="000000"/>
-                <w:left w:val="none" w:sz="0" w:space="0" w:color="000000"/>
-                <w:right w:val="none" w:sz="0" w:space="0" w:color="000000"/>
-              </w:pBdr>
-              <w:spacing w:after="100" w:before="100" w:line="240"/>
-              <w:ind w:left="100" w:right="100" w:firstLine="0" w:firstLineChars="0"/>
-              <w:rPr>
-                <w:rFonts w:ascii="Helvetica" w:hAnsi="Helvetica" w:eastAsia="Helvetica" w:cs="Helvetica"/>
-                <w:i w:val="false"/>
-                <w:b w:val="false"/>
-                <w:u w:val="none"/>
-                <w:sz w:val="22"/>
-                <w:szCs w:val="22"/>
-                <w:color w:val="000000"/>
-              </w:rPr>
-            </w:pPr>
-            <w:r>
-              <w:rPr>
-                <w:rFonts w:ascii="Helvetica" w:hAnsi="Helvetica" w:eastAsia="Helvetica" w:cs="Helvetica"/>
-                <w:i w:val="false"/>
-                <w:b w:val="false"/>
-                <w:u w:val="none"/>
-                <w:sz w:val="22"/>
-                <w:szCs w:val="22"/>
-                <w:color w:val="000000"/>
-              </w:rPr>
-              <w:t xml:space="preserve">0.86, 1.32</w:t>
-            </w:r>
-          </w:p>
-        </w:tc>
-        <w:tc>
-          <w:tcPr>
-            <w:tcBorders>
-              <w:bottom w:val="none" w:sz="0" w:space="0" w:color="000000"/>
-              <w:top w:val="none" w:sz="0" w:space="0" w:color="000000"/>
-              <w:left w:val="none" w:sz="0" w:space="0" w:color="000000"/>
-              <w:right w:val="none" w:sz="0" w:space="0" w:color="000000"/>
-            </w:tcBorders>
-            <w:shd w:val="clear" w:color="auto" w:fill="FFFFFF"/>
-            <w:tcMar>
-              <w:top w:w="0" w:type="dxa"/>
-              <w:bottom w:w="0" w:type="dxa"/>
-              <w:left w:w="0" w:type="dxa"/>
-              <w:right w:w="0" w:type="dxa"/>
-            </w:tcMar>
-            <w:vAlign w:val="top"/>
-          </w:tcPr>
-          <w:p>
-            <w:pPr>
-              <w:pStyle w:val="Normal"/>
-              <w:jc w:val="center"/>
-              <w:pBdr>
-                <w:bottom w:val="none" w:sz="0" w:space="0" w:color="000000"/>
-                <w:top w:val="none" w:sz="0" w:space="0" w:color="000000"/>
-                <w:left w:val="none" w:sz="0" w:space="0" w:color="000000"/>
-                <w:right w:val="none" w:sz="0" w:space="0" w:color="000000"/>
-              </w:pBdr>
-              <w:spacing w:after="100" w:before="100" w:line="240"/>
-              <w:ind w:left="100" w:right="100" w:firstLine="0" w:firstLineChars="0"/>
-              <w:rPr>
-                <w:rFonts w:ascii="Helvetica" w:hAnsi="Helvetica" w:eastAsia="Helvetica" w:cs="Helvetica"/>
-                <w:i w:val="false"/>
-                <w:b w:val="false"/>
-                <w:u w:val="none"/>
-                <w:sz w:val="22"/>
-                <w:szCs w:val="22"/>
-                <w:color w:val="000000"/>
-              </w:rPr>
-            </w:pPr>
-            <w:r>
-              <w:rPr>
-                <w:rFonts w:ascii="Helvetica" w:hAnsi="Helvetica" w:eastAsia="Helvetica" w:cs="Helvetica"/>
-                <w:i w:val="false"/>
-                <w:b w:val="false"/>
-                <w:u w:val="none"/>
-                <w:sz w:val="22"/>
-                <w:szCs w:val="22"/>
-                <w:color w:val="000000"/>
-              </w:rPr>
-              <w:t xml:space="preserve">0.560</w:t>
+              <w:t xml:space="preserve">1.05</w:t>
+            </w:r>
+          </w:p>
+        </w:tc>
+        <w:tc>
+          <w:tcPr>
+            <w:tcBorders>
+              <w:bottom w:val="none" w:sz="0" w:space="0" w:color="000000"/>
+              <w:top w:val="none" w:sz="0" w:space="0" w:color="000000"/>
+              <w:left w:val="none" w:sz="0" w:space="0" w:color="000000"/>
+              <w:right w:val="none" w:sz="0" w:space="0" w:color="000000"/>
+            </w:tcBorders>
+            <w:shd w:val="clear" w:color="auto" w:fill="FFFFFF"/>
+            <w:tcMar>
+              <w:top w:w="0" w:type="dxa"/>
+              <w:bottom w:w="0" w:type="dxa"/>
+              <w:left w:w="0" w:type="dxa"/>
+              <w:right w:w="0" w:type="dxa"/>
+            </w:tcMar>
+            <w:vAlign w:val="top"/>
+          </w:tcPr>
+          <w:p>
+            <w:pPr>
+              <w:pStyle w:val="Normal"/>
+              <w:jc w:val="center"/>
+              <w:pBdr>
+                <w:bottom w:val="none" w:sz="0" w:space="0" w:color="000000"/>
+                <w:top w:val="none" w:sz="0" w:space="0" w:color="000000"/>
+                <w:left w:val="none" w:sz="0" w:space="0" w:color="000000"/>
+                <w:right w:val="none" w:sz="0" w:space="0" w:color="000000"/>
+              </w:pBdr>
+              <w:spacing w:after="100" w:before="100" w:line="240"/>
+              <w:ind w:left="100" w:right="100" w:firstLine="0" w:firstLineChars="0"/>
+              <w:rPr>
+                <w:rFonts w:ascii="Helvetica" w:hAnsi="Helvetica" w:eastAsia="Helvetica" w:cs="Helvetica"/>
+                <w:i w:val="false"/>
+                <w:b w:val="false"/>
+                <w:u w:val="none"/>
+                <w:sz w:val="22"/>
+                <w:szCs w:val="22"/>
+                <w:color w:val="000000"/>
+              </w:rPr>
+            </w:pPr>
+            <w:r>
+              <w:rPr>
+                <w:rFonts w:ascii="Helvetica" w:hAnsi="Helvetica" w:eastAsia="Helvetica" w:cs="Helvetica"/>
+                <w:i w:val="false"/>
+                <w:b w:val="false"/>
+                <w:u w:val="none"/>
+                <w:sz w:val="22"/>
+                <w:szCs w:val="22"/>
+                <w:color w:val="000000"/>
+              </w:rPr>
+              <w:t xml:space="preserve">0.85, 1.29</w:t>
+            </w:r>
+          </w:p>
+        </w:tc>
+        <w:tc>
+          <w:tcPr>
+            <w:tcBorders>
+              <w:bottom w:val="none" w:sz="0" w:space="0" w:color="000000"/>
+              <w:top w:val="none" w:sz="0" w:space="0" w:color="000000"/>
+              <w:left w:val="none" w:sz="0" w:space="0" w:color="000000"/>
+              <w:right w:val="none" w:sz="0" w:space="0" w:color="000000"/>
+            </w:tcBorders>
+            <w:shd w:val="clear" w:color="auto" w:fill="FFFFFF"/>
+            <w:tcMar>
+              <w:top w:w="0" w:type="dxa"/>
+              <w:bottom w:w="0" w:type="dxa"/>
+              <w:left w:w="0" w:type="dxa"/>
+              <w:right w:w="0" w:type="dxa"/>
+            </w:tcMar>
+            <w:vAlign w:val="top"/>
+          </w:tcPr>
+          <w:p>
+            <w:pPr>
+              <w:pStyle w:val="Normal"/>
+              <w:jc w:val="center"/>
+              <w:pBdr>
+                <w:bottom w:val="none" w:sz="0" w:space="0" w:color="000000"/>
+                <w:top w:val="none" w:sz="0" w:space="0" w:color="000000"/>
+                <w:left w:val="none" w:sz="0" w:space="0" w:color="000000"/>
+                <w:right w:val="none" w:sz="0" w:space="0" w:color="000000"/>
+              </w:pBdr>
+              <w:spacing w:after="100" w:before="100" w:line="240"/>
+              <w:ind w:left="100" w:right="100" w:firstLine="0" w:firstLineChars="0"/>
+              <w:rPr>
+                <w:rFonts w:ascii="Helvetica" w:hAnsi="Helvetica" w:eastAsia="Helvetica" w:cs="Helvetica"/>
+                <w:i w:val="false"/>
+                <w:b w:val="false"/>
+                <w:u w:val="none"/>
+                <w:sz w:val="22"/>
+                <w:szCs w:val="22"/>
+                <w:color w:val="000000"/>
+              </w:rPr>
+            </w:pPr>
+            <w:r>
+              <w:rPr>
+                <w:rFonts w:ascii="Helvetica" w:hAnsi="Helvetica" w:eastAsia="Helvetica" w:cs="Helvetica"/>
+                <w:i w:val="false"/>
+                <w:b w:val="false"/>
+                <w:u w:val="none"/>
+                <w:sz w:val="22"/>
+                <w:szCs w:val="22"/>
+                <w:color w:val="000000"/>
+              </w:rPr>
+              <w:t xml:space="preserve">0.640</w:t>
             </w:r>
           </w:p>
         </w:tc>
@@ -12695,113 +12695,113 @@
                 <w:szCs w:val="22"/>
                 <w:color w:val="000000"/>
               </w:rPr>
-              <w:t xml:space="preserve">0.25</w:t>
-            </w:r>
-          </w:p>
-        </w:tc>
-        <w:tc>
-          <w:tcPr>
-            <w:tcBorders>
-              <w:bottom w:val="none" w:sz="0" w:space="0" w:color="000000"/>
-              <w:top w:val="none" w:sz="0" w:space="0" w:color="000000"/>
-              <w:left w:val="none" w:sz="0" w:space="0" w:color="000000"/>
-              <w:right w:val="none" w:sz="0" w:space="0" w:color="000000"/>
-            </w:tcBorders>
-            <w:shd w:val="clear" w:color="auto" w:fill="FFFFFF"/>
-            <w:tcMar>
-              <w:top w:w="0" w:type="dxa"/>
-              <w:bottom w:w="0" w:type="dxa"/>
-              <w:left w:w="0" w:type="dxa"/>
-              <w:right w:w="0" w:type="dxa"/>
-            </w:tcMar>
-            <w:vAlign w:val="top"/>
-          </w:tcPr>
-          <w:p>
-            <w:pPr>
-              <w:pStyle w:val="Normal"/>
-              <w:jc w:val="center"/>
-              <w:pBdr>
-                <w:bottom w:val="none" w:sz="0" w:space="0" w:color="000000"/>
-                <w:top w:val="none" w:sz="0" w:space="0" w:color="000000"/>
-                <w:left w:val="none" w:sz="0" w:space="0" w:color="000000"/>
-                <w:right w:val="none" w:sz="0" w:space="0" w:color="000000"/>
-              </w:pBdr>
-              <w:spacing w:after="100" w:before="100" w:line="240"/>
-              <w:ind w:left="100" w:right="100" w:firstLine="0" w:firstLineChars="0"/>
-              <w:rPr>
-                <w:rFonts w:ascii="Helvetica" w:hAnsi="Helvetica" w:eastAsia="Helvetica" w:cs="Helvetica"/>
-                <w:i w:val="false"/>
-                <w:b w:val="false"/>
-                <w:u w:val="none"/>
-                <w:sz w:val="22"/>
-                <w:szCs w:val="22"/>
-                <w:color w:val="000000"/>
-              </w:rPr>
-            </w:pPr>
-            <w:r>
-              <w:rPr>
-                <w:rFonts w:ascii="Helvetica" w:hAnsi="Helvetica" w:eastAsia="Helvetica" w:cs="Helvetica"/>
-                <w:i w:val="false"/>
-                <w:b w:val="false"/>
-                <w:u w:val="none"/>
-                <w:sz w:val="22"/>
-                <w:szCs w:val="22"/>
-                <w:color w:val="000000"/>
-              </w:rPr>
-              <w:t xml:space="preserve">0.02, 3.16</w:t>
-            </w:r>
-          </w:p>
-        </w:tc>
-        <w:tc>
-          <w:tcPr>
-            <w:tcBorders>
-              <w:bottom w:val="none" w:sz="0" w:space="0" w:color="000000"/>
-              <w:top w:val="none" w:sz="0" w:space="0" w:color="000000"/>
-              <w:left w:val="none" w:sz="0" w:space="0" w:color="000000"/>
-              <w:right w:val="none" w:sz="0" w:space="0" w:color="000000"/>
-            </w:tcBorders>
-            <w:shd w:val="clear" w:color="auto" w:fill="FFFFFF"/>
-            <w:tcMar>
-              <w:top w:w="0" w:type="dxa"/>
-              <w:bottom w:w="0" w:type="dxa"/>
-              <w:left w:w="0" w:type="dxa"/>
-              <w:right w:w="0" w:type="dxa"/>
-            </w:tcMar>
-            <w:vAlign w:val="top"/>
-          </w:tcPr>
-          <w:p>
-            <w:pPr>
-              <w:pStyle w:val="Normal"/>
-              <w:jc w:val="center"/>
-              <w:pBdr>
-                <w:bottom w:val="none" w:sz="0" w:space="0" w:color="000000"/>
-                <w:top w:val="none" w:sz="0" w:space="0" w:color="000000"/>
-                <w:left w:val="none" w:sz="0" w:space="0" w:color="000000"/>
-                <w:right w:val="none" w:sz="0" w:space="0" w:color="000000"/>
-              </w:pBdr>
-              <w:spacing w:after="100" w:before="100" w:line="240"/>
-              <w:ind w:left="100" w:right="100" w:firstLine="0" w:firstLineChars="0"/>
-              <w:rPr>
-                <w:rFonts w:ascii="Helvetica" w:hAnsi="Helvetica" w:eastAsia="Helvetica" w:cs="Helvetica"/>
-                <w:i w:val="false"/>
-                <w:b w:val="false"/>
-                <w:u w:val="none"/>
-                <w:sz w:val="22"/>
-                <w:szCs w:val="22"/>
-                <w:color w:val="000000"/>
-              </w:rPr>
-            </w:pPr>
-            <w:r>
-              <w:rPr>
-                <w:rFonts w:ascii="Helvetica" w:hAnsi="Helvetica" w:eastAsia="Helvetica" w:cs="Helvetica"/>
-                <w:i w:val="false"/>
-                <w:b w:val="false"/>
-                <w:u w:val="none"/>
-                <w:sz w:val="22"/>
-                <w:szCs w:val="22"/>
-                <w:color w:val="000000"/>
-              </w:rPr>
-              <w:t xml:space="preserve">0.280</w:t>
+              <w:t xml:space="preserve">0.30</w:t>
+            </w:r>
+          </w:p>
+        </w:tc>
+        <w:tc>
+          <w:tcPr>
+            <w:tcBorders>
+              <w:bottom w:val="none" w:sz="0" w:space="0" w:color="000000"/>
+              <w:top w:val="none" w:sz="0" w:space="0" w:color="000000"/>
+              <w:left w:val="none" w:sz="0" w:space="0" w:color="000000"/>
+              <w:right w:val="none" w:sz="0" w:space="0" w:color="000000"/>
+            </w:tcBorders>
+            <w:shd w:val="clear" w:color="auto" w:fill="FFFFFF"/>
+            <w:tcMar>
+              <w:top w:w="0" w:type="dxa"/>
+              <w:bottom w:w="0" w:type="dxa"/>
+              <w:left w:w="0" w:type="dxa"/>
+              <w:right w:w="0" w:type="dxa"/>
+            </w:tcMar>
+            <w:vAlign w:val="top"/>
+          </w:tcPr>
+          <w:p>
+            <w:pPr>
+              <w:pStyle w:val="Normal"/>
+              <w:jc w:val="center"/>
+              <w:pBdr>
+                <w:bottom w:val="none" w:sz="0" w:space="0" w:color="000000"/>
+                <w:top w:val="none" w:sz="0" w:space="0" w:color="000000"/>
+                <w:left w:val="none" w:sz="0" w:space="0" w:color="000000"/>
+                <w:right w:val="none" w:sz="0" w:space="0" w:color="000000"/>
+              </w:pBdr>
+              <w:spacing w:after="100" w:before="100" w:line="240"/>
+              <w:ind w:left="100" w:right="100" w:firstLine="0" w:firstLineChars="0"/>
+              <w:rPr>
+                <w:rFonts w:ascii="Helvetica" w:hAnsi="Helvetica" w:eastAsia="Helvetica" w:cs="Helvetica"/>
+                <w:i w:val="false"/>
+                <w:b w:val="false"/>
+                <w:u w:val="none"/>
+                <w:sz w:val="22"/>
+                <w:szCs w:val="22"/>
+                <w:color w:val="000000"/>
+              </w:rPr>
+            </w:pPr>
+            <w:r>
+              <w:rPr>
+                <w:rFonts w:ascii="Helvetica" w:hAnsi="Helvetica" w:eastAsia="Helvetica" w:cs="Helvetica"/>
+                <w:i w:val="false"/>
+                <w:b w:val="false"/>
+                <w:u w:val="none"/>
+                <w:sz w:val="22"/>
+                <w:szCs w:val="22"/>
+                <w:color w:val="000000"/>
+              </w:rPr>
+              <w:t xml:space="preserve">0.03, 3.18</w:t>
+            </w:r>
+          </w:p>
+        </w:tc>
+        <w:tc>
+          <w:tcPr>
+            <w:tcBorders>
+              <w:bottom w:val="none" w:sz="0" w:space="0" w:color="000000"/>
+              <w:top w:val="none" w:sz="0" w:space="0" w:color="000000"/>
+              <w:left w:val="none" w:sz="0" w:space="0" w:color="000000"/>
+              <w:right w:val="none" w:sz="0" w:space="0" w:color="000000"/>
+            </w:tcBorders>
+            <w:shd w:val="clear" w:color="auto" w:fill="FFFFFF"/>
+            <w:tcMar>
+              <w:top w:w="0" w:type="dxa"/>
+              <w:bottom w:w="0" w:type="dxa"/>
+              <w:left w:w="0" w:type="dxa"/>
+              <w:right w:w="0" w:type="dxa"/>
+            </w:tcMar>
+            <w:vAlign w:val="top"/>
+          </w:tcPr>
+          <w:p>
+            <w:pPr>
+              <w:pStyle w:val="Normal"/>
+              <w:jc w:val="center"/>
+              <w:pBdr>
+                <w:bottom w:val="none" w:sz="0" w:space="0" w:color="000000"/>
+                <w:top w:val="none" w:sz="0" w:space="0" w:color="000000"/>
+                <w:left w:val="none" w:sz="0" w:space="0" w:color="000000"/>
+                <w:right w:val="none" w:sz="0" w:space="0" w:color="000000"/>
+              </w:pBdr>
+              <w:spacing w:after="100" w:before="100" w:line="240"/>
+              <w:ind w:left="100" w:right="100" w:firstLine="0" w:firstLineChars="0"/>
+              <w:rPr>
+                <w:rFonts w:ascii="Helvetica" w:hAnsi="Helvetica" w:eastAsia="Helvetica" w:cs="Helvetica"/>
+                <w:i w:val="false"/>
+                <w:b w:val="false"/>
+                <w:u w:val="none"/>
+                <w:sz w:val="22"/>
+                <w:szCs w:val="22"/>
+                <w:color w:val="000000"/>
+              </w:rPr>
+            </w:pPr>
+            <w:r>
+              <w:rPr>
+                <w:rFonts w:ascii="Helvetica" w:hAnsi="Helvetica" w:eastAsia="Helvetica" w:cs="Helvetica"/>
+                <w:i w:val="false"/>
+                <w:b w:val="false"/>
+                <w:u w:val="none"/>
+                <w:sz w:val="22"/>
+                <w:szCs w:val="22"/>
+                <w:color w:val="000000"/>
+              </w:rPr>
+              <w:t xml:space="preserve">0.320</w:t>
             </w:r>
           </w:p>
         </w:tc>
@@ -13178,113 +13178,113 @@
                 <w:szCs w:val="22"/>
                 <w:color w:val="000000"/>
               </w:rPr>
-              <w:t xml:space="preserve">1.05</w:t>
-            </w:r>
-          </w:p>
-        </w:tc>
-        <w:tc>
-          <w:tcPr>
-            <w:tcBorders>
-              <w:bottom w:val="none" w:sz="0" w:space="0" w:color="000000"/>
-              <w:top w:val="none" w:sz="0" w:space="0" w:color="000000"/>
-              <w:left w:val="none" w:sz="0" w:space="0" w:color="000000"/>
-              <w:right w:val="none" w:sz="0" w:space="0" w:color="000000"/>
-            </w:tcBorders>
-            <w:shd w:val="clear" w:color="auto" w:fill="FFFFFF"/>
-            <w:tcMar>
-              <w:top w:w="0" w:type="dxa"/>
-              <w:bottom w:w="0" w:type="dxa"/>
-              <w:left w:w="0" w:type="dxa"/>
-              <w:right w:w="0" w:type="dxa"/>
-            </w:tcMar>
-            <w:vAlign w:val="top"/>
-          </w:tcPr>
-          <w:p>
-            <w:pPr>
-              <w:pStyle w:val="Normal"/>
-              <w:jc w:val="center"/>
-              <w:pBdr>
-                <w:bottom w:val="none" w:sz="0" w:space="0" w:color="000000"/>
-                <w:top w:val="none" w:sz="0" w:space="0" w:color="000000"/>
-                <w:left w:val="none" w:sz="0" w:space="0" w:color="000000"/>
-                <w:right w:val="none" w:sz="0" w:space="0" w:color="000000"/>
-              </w:pBdr>
-              <w:spacing w:after="100" w:before="100" w:line="240"/>
-              <w:ind w:left="100" w:right="100" w:firstLine="0" w:firstLineChars="0"/>
-              <w:rPr>
-                <w:rFonts w:ascii="Helvetica" w:hAnsi="Helvetica" w:eastAsia="Helvetica" w:cs="Helvetica"/>
-                <w:i w:val="false"/>
-                <w:b w:val="false"/>
-                <w:u w:val="none"/>
-                <w:sz w:val="22"/>
-                <w:szCs w:val="22"/>
-                <w:color w:val="000000"/>
-              </w:rPr>
-            </w:pPr>
-            <w:r>
-              <w:rPr>
-                <w:rFonts w:ascii="Helvetica" w:hAnsi="Helvetica" w:eastAsia="Helvetica" w:cs="Helvetica"/>
-                <w:i w:val="false"/>
-                <w:b w:val="false"/>
-                <w:u w:val="none"/>
-                <w:sz w:val="22"/>
-                <w:szCs w:val="22"/>
-                <w:color w:val="000000"/>
-              </w:rPr>
-              <w:t xml:space="preserve">0.05, 20.7</w:t>
-            </w:r>
-          </w:p>
-        </w:tc>
-        <w:tc>
-          <w:tcPr>
-            <w:tcBorders>
-              <w:bottom w:val="none" w:sz="0" w:space="0" w:color="000000"/>
-              <w:top w:val="none" w:sz="0" w:space="0" w:color="000000"/>
-              <w:left w:val="none" w:sz="0" w:space="0" w:color="000000"/>
-              <w:right w:val="none" w:sz="0" w:space="0" w:color="000000"/>
-            </w:tcBorders>
-            <w:shd w:val="clear" w:color="auto" w:fill="FFFFFF"/>
-            <w:tcMar>
-              <w:top w:w="0" w:type="dxa"/>
-              <w:bottom w:w="0" w:type="dxa"/>
-              <w:left w:w="0" w:type="dxa"/>
-              <w:right w:w="0" w:type="dxa"/>
-            </w:tcMar>
-            <w:vAlign w:val="top"/>
-          </w:tcPr>
-          <w:p>
-            <w:pPr>
-              <w:pStyle w:val="Normal"/>
-              <w:jc w:val="center"/>
-              <w:pBdr>
-                <w:bottom w:val="none" w:sz="0" w:space="0" w:color="000000"/>
-                <w:top w:val="none" w:sz="0" w:space="0" w:color="000000"/>
-                <w:left w:val="none" w:sz="0" w:space="0" w:color="000000"/>
-                <w:right w:val="none" w:sz="0" w:space="0" w:color="000000"/>
-              </w:pBdr>
-              <w:spacing w:after="100" w:before="100" w:line="240"/>
-              <w:ind w:left="100" w:right="100" w:firstLine="0" w:firstLineChars="0"/>
-              <w:rPr>
-                <w:rFonts w:ascii="Helvetica" w:hAnsi="Helvetica" w:eastAsia="Helvetica" w:cs="Helvetica"/>
-                <w:i w:val="false"/>
-                <w:b w:val="false"/>
-                <w:u w:val="none"/>
-                <w:sz w:val="22"/>
-                <w:szCs w:val="22"/>
-                <w:color w:val="000000"/>
-              </w:rPr>
-            </w:pPr>
-            <w:r>
-              <w:rPr>
-                <w:rFonts w:ascii="Helvetica" w:hAnsi="Helvetica" w:eastAsia="Helvetica" w:cs="Helvetica"/>
-                <w:i w:val="false"/>
-                <w:b w:val="false"/>
-                <w:u w:val="none"/>
-                <w:sz w:val="22"/>
-                <w:szCs w:val="22"/>
-                <w:color w:val="000000"/>
-              </w:rPr>
-              <w:t xml:space="preserve">0.970</w:t>
+              <w:t xml:space="preserve">0.99</w:t>
+            </w:r>
+          </w:p>
+        </w:tc>
+        <w:tc>
+          <w:tcPr>
+            <w:tcBorders>
+              <w:bottom w:val="none" w:sz="0" w:space="0" w:color="000000"/>
+              <w:top w:val="none" w:sz="0" w:space="0" w:color="000000"/>
+              <w:left w:val="none" w:sz="0" w:space="0" w:color="000000"/>
+              <w:right w:val="none" w:sz="0" w:space="0" w:color="000000"/>
+            </w:tcBorders>
+            <w:shd w:val="clear" w:color="auto" w:fill="FFFFFF"/>
+            <w:tcMar>
+              <w:top w:w="0" w:type="dxa"/>
+              <w:bottom w:w="0" w:type="dxa"/>
+              <w:left w:w="0" w:type="dxa"/>
+              <w:right w:w="0" w:type="dxa"/>
+            </w:tcMar>
+            <w:vAlign w:val="top"/>
+          </w:tcPr>
+          <w:p>
+            <w:pPr>
+              <w:pStyle w:val="Normal"/>
+              <w:jc w:val="center"/>
+              <w:pBdr>
+                <w:bottom w:val="none" w:sz="0" w:space="0" w:color="000000"/>
+                <w:top w:val="none" w:sz="0" w:space="0" w:color="000000"/>
+                <w:left w:val="none" w:sz="0" w:space="0" w:color="000000"/>
+                <w:right w:val="none" w:sz="0" w:space="0" w:color="000000"/>
+              </w:pBdr>
+              <w:spacing w:after="100" w:before="100" w:line="240"/>
+              <w:ind w:left="100" w:right="100" w:firstLine="0" w:firstLineChars="0"/>
+              <w:rPr>
+                <w:rFonts w:ascii="Helvetica" w:hAnsi="Helvetica" w:eastAsia="Helvetica" w:cs="Helvetica"/>
+                <w:i w:val="false"/>
+                <w:b w:val="false"/>
+                <w:u w:val="none"/>
+                <w:sz w:val="22"/>
+                <w:szCs w:val="22"/>
+                <w:color w:val="000000"/>
+              </w:rPr>
+            </w:pPr>
+            <w:r>
+              <w:rPr>
+                <w:rFonts w:ascii="Helvetica" w:hAnsi="Helvetica" w:eastAsia="Helvetica" w:cs="Helvetica"/>
+                <w:i w:val="false"/>
+                <w:b w:val="false"/>
+                <w:u w:val="none"/>
+                <w:sz w:val="22"/>
+                <w:szCs w:val="22"/>
+                <w:color w:val="000000"/>
+              </w:rPr>
+              <w:t xml:space="preserve">0.06, 16.8</w:t>
+            </w:r>
+          </w:p>
+        </w:tc>
+        <w:tc>
+          <w:tcPr>
+            <w:tcBorders>
+              <w:bottom w:val="none" w:sz="0" w:space="0" w:color="000000"/>
+              <w:top w:val="none" w:sz="0" w:space="0" w:color="000000"/>
+              <w:left w:val="none" w:sz="0" w:space="0" w:color="000000"/>
+              <w:right w:val="none" w:sz="0" w:space="0" w:color="000000"/>
+            </w:tcBorders>
+            <w:shd w:val="clear" w:color="auto" w:fill="FFFFFF"/>
+            <w:tcMar>
+              <w:top w:w="0" w:type="dxa"/>
+              <w:bottom w:w="0" w:type="dxa"/>
+              <w:left w:w="0" w:type="dxa"/>
+              <w:right w:w="0" w:type="dxa"/>
+            </w:tcMar>
+            <w:vAlign w:val="top"/>
+          </w:tcPr>
+          <w:p>
+            <w:pPr>
+              <w:pStyle w:val="Normal"/>
+              <w:jc w:val="center"/>
+              <w:pBdr>
+                <w:bottom w:val="none" w:sz="0" w:space="0" w:color="000000"/>
+                <w:top w:val="none" w:sz="0" w:space="0" w:color="000000"/>
+                <w:left w:val="none" w:sz="0" w:space="0" w:color="000000"/>
+                <w:right w:val="none" w:sz="0" w:space="0" w:color="000000"/>
+              </w:pBdr>
+              <w:spacing w:after="100" w:before="100" w:line="240"/>
+              <w:ind w:left="100" w:right="100" w:firstLine="0" w:firstLineChars="0"/>
+              <w:rPr>
+                <w:rFonts w:ascii="Helvetica" w:hAnsi="Helvetica" w:eastAsia="Helvetica" w:cs="Helvetica"/>
+                <w:i w:val="false"/>
+                <w:b w:val="false"/>
+                <w:u w:val="none"/>
+                <w:sz w:val="22"/>
+                <w:szCs w:val="22"/>
+                <w:color w:val="000000"/>
+              </w:rPr>
+            </w:pPr>
+            <w:r>
+              <w:rPr>
+                <w:rFonts w:ascii="Helvetica" w:hAnsi="Helvetica" w:eastAsia="Helvetica" w:cs="Helvetica"/>
+                <w:i w:val="false"/>
+                <w:b w:val="false"/>
+                <w:u w:val="none"/>
+                <w:sz w:val="22"/>
+                <w:szCs w:val="22"/>
+                <w:color w:val="000000"/>
+              </w:rPr>
+              <w:t xml:space="preserve">0.990</w:t>
             </w:r>
           </w:p>
         </w:tc>
@@ -13343,7 +13343,7 @@
                 <w:szCs w:val="22"/>
                 <w:color w:val="000000"/>
               </w:rPr>
-              <w:t xml:space="preserve">ckd_epi_gfr_cre_cys</w:t>
+              <w:t xml:space="preserve">baseline_cre_egfr</w:t>
             </w:r>
           </w:p>
         </w:tc>
@@ -13449,7 +13449,7 @@
                 <w:szCs w:val="22"/>
                 <w:color w:val="000000"/>
               </w:rPr>
-              <w:t xml:space="preserve">1.01</w:t>
+              <w:t xml:space="preserve">1.02</w:t>
             </w:r>
           </w:p>
         </w:tc>
@@ -13502,7 +13502,7 @@
                 <w:szCs w:val="22"/>
                 <w:color w:val="000000"/>
               </w:rPr>
-              <w:t xml:space="preserve">0.97, 1.05</w:t>
+              <w:t xml:space="preserve">0.98, 1.07</w:t>
             </w:r>
           </w:p>
         </w:tc>
@@ -13555,7 +13555,7 @@
                 <w:szCs w:val="22"/>
                 <w:color w:val="000000"/>
               </w:rPr>
-              <w:t xml:space="preserve">0.770</w:t>
+              <w:t xml:space="preserve">0.310</w:t>
             </w:r>
           </w:p>
         </w:tc>
@@ -13661,7 +13661,7 @@
                 <w:szCs w:val="22"/>
                 <w:color w:val="000000"/>
               </w:rPr>
-              <w:t xml:space="preserve">1.08</w:t>
+              <w:t xml:space="preserve">1.07</w:t>
             </w:r>
           </w:p>
         </w:tc>
@@ -13714,7 +13714,7 @@
                 <w:szCs w:val="22"/>
                 <w:color w:val="000000"/>
               </w:rPr>
-              <w:t xml:space="preserve">0.96, 1.22</w:t>
+              <w:t xml:space="preserve">0.94, 1.23</w:t>
             </w:r>
           </w:p>
         </w:tc>
@@ -13767,7 +13767,7 @@
                 <w:szCs w:val="22"/>
                 <w:color w:val="000000"/>
               </w:rPr>
-              <w:t xml:space="preserve">0.190</w:t>
+              <w:t xml:space="preserve">0.310</w:t>
             </w:r>
           </w:p>
         </w:tc>
